--- a/report/Rapport.docx
+++ b/report/Rapport.docx
@@ -254,8 +254,8 @@
         <w:tblLook w:val="04A0" w:firstRow="1" w:lastRow="0" w:firstColumn="1" w:lastColumn="0" w:noHBand="0" w:noVBand="1"/>
       </w:tblPr>
       <w:tblGrid>
-        <w:gridCol w:w="4531"/>
-        <w:gridCol w:w="4531"/>
+        <w:gridCol w:w="4354"/>
+        <w:gridCol w:w="4366"/>
       </w:tblGrid>
       <w:tr>
         <w:tc>
@@ -281,7 +281,6 @@
                 <w:sz w:val="22"/>
                 <w:szCs w:val="22"/>
               </w:rPr>
-              <w:lastRenderedPageBreak/>
               <w:t xml:space="preserve">Auteurs </w:t>
             </w:r>
           </w:p>
@@ -635,6 +634,7 @@
           <w:ilvl w:val="0"/>
           <w:numId w:val="2"/>
         </w:numPr>
+        <w:spacing w:line="360" w:lineRule="auto"/>
         <w:rPr>
           <w:rFonts w:ascii="Times New Roman" w:hAnsi="Times New Roman" w:cs="Times New Roman"/>
           <w:b/>
@@ -658,6 +658,7 @@
     </w:p>
     <w:p>
       <w:pPr>
+        <w:spacing w:line="360" w:lineRule="auto"/>
         <w:jc w:val="both"/>
         <w:rPr>
           <w:rFonts w:ascii="Times New Roman" w:hAnsi="Times New Roman" w:cs="Times New Roman"/>
@@ -671,23 +672,7 @@
           <w:sz w:val="22"/>
           <w:szCs w:val="22"/>
         </w:rPr>
-        <w:t xml:space="preserve">Ce rapport présente </w:t>
-      </w:r>
-      <w:r>
-        <w:rPr>
-          <w:rFonts w:ascii="Times New Roman" w:hAnsi="Times New Roman" w:cs="Times New Roman"/>
-          <w:sz w:val="22"/>
-          <w:szCs w:val="22"/>
-        </w:rPr>
-        <w:t>notre</w:t>
-      </w:r>
-      <w:r>
-        <w:rPr>
-          <w:rFonts w:ascii="Times New Roman" w:hAnsi="Times New Roman" w:cs="Times New Roman"/>
-          <w:sz w:val="22"/>
-          <w:szCs w:val="22"/>
-        </w:rPr>
-        <w:t xml:space="preserve"> projet appliqué de machine </w:t>
+        <w:t xml:space="preserve">Ce rapport présente notre projet appliqué de machine </w:t>
       </w:r>
       <w:proofErr w:type="spellStart"/>
       <w:r>
@@ -705,7 +690,44 @@
           <w:sz w:val="22"/>
           <w:szCs w:val="22"/>
         </w:rPr>
-        <w:t xml:space="preserve"> en finance de marché, développé dans le cadre du cours GFN 260. L'objectif est de prédire la direction du prix d'une action à court terme</w:t>
+        <w:t xml:space="preserve"> en finance de marché, développé dans le cadre du cours GFN 260. L'objectif est de prédire la direction du prix d'une action à court terme, à horizon de 5 minutes, en utilisant des données haute fréquence issues de Yahoo Finance, et d'évaluer plusieurs approches algorithmiques de complexité croissante. </w:t>
+      </w:r>
+    </w:p>
+    <w:p>
+      <w:pPr>
+        <w:spacing w:line="360" w:lineRule="auto"/>
+        <w:jc w:val="both"/>
+        <w:rPr>
+          <w:rFonts w:ascii="Times New Roman" w:hAnsi="Times New Roman" w:cs="Times New Roman"/>
+          <w:sz w:val="22"/>
+          <w:szCs w:val="22"/>
+        </w:rPr>
+      </w:pPr>
+      <w:r>
+        <w:rPr>
+          <w:rFonts w:ascii="Times New Roman" w:hAnsi="Times New Roman" w:cs="Times New Roman"/>
+          <w:sz w:val="22"/>
+          <w:szCs w:val="22"/>
+        </w:rPr>
+        <w:t xml:space="preserve">Ce projet s'inscrit dans un contexte plus large de démocratisation des outils de machine </w:t>
+      </w:r>
+      <w:proofErr w:type="spellStart"/>
+      <w:r>
+        <w:rPr>
+          <w:rFonts w:ascii="Times New Roman" w:hAnsi="Times New Roman" w:cs="Times New Roman"/>
+          <w:sz w:val="22"/>
+          <w:szCs w:val="22"/>
+        </w:rPr>
+        <w:t>learning</w:t>
+      </w:r>
+      <w:proofErr w:type="spellEnd"/>
+      <w:r>
+        <w:rPr>
+          <w:rFonts w:ascii="Times New Roman" w:hAnsi="Times New Roman" w:cs="Times New Roman"/>
+          <w:sz w:val="22"/>
+          <w:szCs w:val="22"/>
+        </w:rPr>
+        <w:t xml:space="preserve"> en finance. Historiquement réservées aux grandes institutions disposant d'infrastructures, ces techniques sont aujourd'hui accessibles via des librairies open-source. Notre démarche illustre qu'un pipeline complet</w:t>
       </w:r>
       <w:r>
         <w:rPr>
@@ -721,7 +743,25 @@
           <w:sz w:val="22"/>
           <w:szCs w:val="22"/>
         </w:rPr>
-        <w:t xml:space="preserve"> à horizon de 5 minutes</w:t>
+        <w:t xml:space="preserve"> de la collecte de données jusqu'au </w:t>
+      </w:r>
+      <w:proofErr w:type="spellStart"/>
+      <w:r>
+        <w:rPr>
+          <w:rFonts w:ascii="Times New Roman" w:hAnsi="Times New Roman" w:cs="Times New Roman"/>
+          <w:sz w:val="22"/>
+          <w:szCs w:val="22"/>
+        </w:rPr>
+        <w:t>backtest</w:t>
+      </w:r>
+      <w:proofErr w:type="spellEnd"/>
+      <w:r>
+        <w:rPr>
+          <w:rFonts w:ascii="Times New Roman" w:hAnsi="Times New Roman" w:cs="Times New Roman"/>
+          <w:sz w:val="22"/>
+          <w:szCs w:val="22"/>
+        </w:rPr>
+        <w:t xml:space="preserve"> d'une stratégie</w:t>
       </w:r>
       <w:r>
         <w:rPr>
@@ -737,12 +777,29 @@
           <w:sz w:val="22"/>
           <w:szCs w:val="22"/>
         </w:rPr>
-        <w:t xml:space="preserve"> en utilisant des données haute fréquence issues de Yahoo Finance, et d'évaluer plusieurs approches algorithmiques de complexité croissante. </w:t>
+        <w:t xml:space="preserve"> peut être construit avec des outils publics gratuits, ce qui représente une opportunité réelle pour les acteurs du secteur assuranciel </w:t>
+      </w:r>
+      <w:r>
+        <w:rPr>
+          <w:rFonts w:ascii="Times New Roman" w:hAnsi="Times New Roman" w:cs="Times New Roman"/>
+          <w:sz w:val="22"/>
+          <w:szCs w:val="22"/>
+        </w:rPr>
+        <w:t xml:space="preserve">et financier </w:t>
+      </w:r>
+      <w:r>
+        <w:rPr>
+          <w:rFonts w:ascii="Times New Roman" w:hAnsi="Times New Roman" w:cs="Times New Roman"/>
+          <w:sz w:val="22"/>
+          <w:szCs w:val="22"/>
+        </w:rPr>
+        <w:t>souhaitant moderniser leur gestion des risques de marché.</w:t>
       </w:r>
     </w:p>
     <w:p>
       <w:pPr>
         <w:pStyle w:val="Titre2"/>
+        <w:spacing w:line="360" w:lineRule="auto"/>
         <w:rPr>
           <w:rFonts w:ascii="Times New Roman" w:hAnsi="Times New Roman" w:cs="Times New Roman"/>
           <w:b/>
@@ -777,6 +834,7 @@
     </w:p>
     <w:p>
       <w:pPr>
+        <w:spacing w:line="360" w:lineRule="auto"/>
         <w:jc w:val="both"/>
         <w:rPr>
           <w:rFonts w:ascii="Times New Roman" w:hAnsi="Times New Roman" w:cs="Times New Roman"/>
@@ -813,6 +871,7 @@
     </w:p>
     <w:p>
       <w:pPr>
+        <w:spacing w:line="360" w:lineRule="auto"/>
         <w:jc w:val="both"/>
         <w:rPr>
           <w:rFonts w:ascii="Times New Roman" w:hAnsi="Times New Roman" w:cs="Times New Roman"/>
@@ -868,6 +927,7 @@
     <w:p>
       <w:pPr>
         <w:pStyle w:val="Titre2"/>
+        <w:spacing w:line="360" w:lineRule="auto"/>
         <w:rPr>
           <w:rFonts w:ascii="Times New Roman" w:hAnsi="Times New Roman" w:cs="Times New Roman"/>
           <w:b/>
@@ -886,6 +946,7 @@
           <w:sz w:val="24"/>
           <w:szCs w:val="24"/>
         </w:rPr>
+        <w:lastRenderedPageBreak/>
         <w:t xml:space="preserve">1.2 </w:t>
       </w:r>
       <w:r>
@@ -902,6 +963,7 @@
     </w:p>
     <w:p>
       <w:pPr>
+        <w:spacing w:line="360" w:lineRule="auto"/>
         <w:jc w:val="both"/>
         <w:rPr>
           <w:rFonts w:ascii="Times New Roman" w:hAnsi="Times New Roman" w:cs="Times New Roman"/>
@@ -957,6 +1019,7 @@
     <w:p>
       <w:pPr>
         <w:pStyle w:val="Titre1"/>
+        <w:spacing w:line="360" w:lineRule="auto"/>
         <w:ind w:firstLine="708"/>
         <w:rPr>
           <w:rFonts w:ascii="Times New Roman" w:hAnsi="Times New Roman" w:cs="Times New Roman"/>
@@ -993,6 +1056,7 @@
     <w:p>
       <w:pPr>
         <w:pStyle w:val="Titre2"/>
+        <w:spacing w:line="360" w:lineRule="auto"/>
         <w:rPr>
           <w:rFonts w:ascii="Times New Roman" w:hAnsi="Times New Roman" w:cs="Times New Roman"/>
           <w:b/>
@@ -1016,6 +1080,7 @@
     </w:p>
     <w:p>
       <w:pPr>
+        <w:spacing w:line="360" w:lineRule="auto"/>
         <w:jc w:val="both"/>
         <w:rPr>
           <w:rFonts w:ascii="Times New Roman" w:hAnsi="Times New Roman" w:cs="Times New Roman"/>
@@ -1083,35 +1148,12 @@
           <w:sz w:val="22"/>
           <w:szCs w:val="22"/>
         </w:rPr>
-        <w:t xml:space="preserve"> : AAPL) sur 60 jours calendaires avec un intervalle de 5 minutes</w:t>
-      </w:r>
-      <w:r>
-        <w:rPr>
-          <w:rFonts w:ascii="Times New Roman" w:hAnsi="Times New Roman" w:cs="Times New Roman"/>
-          <w:sz w:val="22"/>
-          <w:szCs w:val="22"/>
-        </w:rPr>
-        <w:t xml:space="preserve"> (</w:t>
-      </w:r>
-      <w:r>
-        <w:rPr>
-          <w:rFonts w:ascii="Times New Roman" w:hAnsi="Times New Roman" w:cs="Times New Roman"/>
-          <w:sz w:val="22"/>
-          <w:szCs w:val="22"/>
-        </w:rPr>
-        <w:t>limite maximale autorisée par Yahoo Finance</w:t>
-      </w:r>
-      <w:r>
-        <w:rPr>
-          <w:rFonts w:ascii="Times New Roman" w:hAnsi="Times New Roman" w:cs="Times New Roman"/>
-          <w:sz w:val="22"/>
-          <w:szCs w:val="22"/>
-        </w:rPr>
-        <w:t>).</w:t>
-      </w:r>
-    </w:p>
-    <w:p>
-      <w:pPr>
+        <w:t xml:space="preserve"> : AAPL) sur 60 jours calendaires avec un intervalle de 5 minutes (limite maximale autorisée par Yahoo Finance).</w:t>
+      </w:r>
+    </w:p>
+    <w:p>
+      <w:pPr>
+        <w:spacing w:line="360" w:lineRule="auto"/>
         <w:jc w:val="both"/>
         <w:rPr>
           <w:rFonts w:ascii="Times New Roman" w:hAnsi="Times New Roman" w:cs="Times New Roman"/>
@@ -1122,6 +1164,7 @@
       <w:r>
         <w:rPr>
           <w:rFonts w:ascii="Times New Roman" w:hAnsi="Times New Roman" w:cs="Times New Roman"/>
+          <w:noProof/>
           <w:sz w:val="22"/>
           <w:szCs w:val="22"/>
         </w:rPr>
@@ -1164,27 +1207,8 @@
     </w:p>
     <w:p>
       <w:pPr>
-        <w:jc w:val="both"/>
-        <w:rPr>
-          <w:rFonts w:ascii="Times New Roman" w:hAnsi="Times New Roman" w:cs="Times New Roman"/>
-          <w:sz w:val="22"/>
-          <w:szCs w:val="22"/>
-        </w:rPr>
-      </w:pPr>
-    </w:p>
-    <w:p>
-      <w:pPr>
-        <w:jc w:val="both"/>
-        <w:rPr>
-          <w:rFonts w:ascii="Times New Roman" w:hAnsi="Times New Roman" w:cs="Times New Roman"/>
-          <w:sz w:val="22"/>
-          <w:szCs w:val="22"/>
-        </w:rPr>
-      </w:pPr>
-    </w:p>
-    <w:p>
-      <w:pPr>
         <w:pStyle w:val="Titre2"/>
+        <w:spacing w:line="360" w:lineRule="auto"/>
         <w:rPr>
           <w:rFonts w:ascii="Times New Roman" w:hAnsi="Times New Roman" w:cs="Times New Roman"/>
           <w:b/>
@@ -1203,7 +1227,6 @@
           <w:sz w:val="24"/>
           <w:szCs w:val="24"/>
         </w:rPr>
-        <w:lastRenderedPageBreak/>
         <w:t>2.2 Caractéristiques du jeu de données</w:t>
       </w:r>
     </w:p>
@@ -1214,8 +1237,8 @@
         <w:tblLook w:val="04A0" w:firstRow="1" w:lastRow="0" w:firstColumn="1" w:lastColumn="0" w:noHBand="0" w:noVBand="1"/>
       </w:tblPr>
       <w:tblGrid>
-        <w:gridCol w:w="4531"/>
-        <w:gridCol w:w="4531"/>
+        <w:gridCol w:w="4359"/>
+        <w:gridCol w:w="4361"/>
       </w:tblGrid>
       <w:tr>
         <w:tc>
@@ -1224,6 +1247,7 @@
           </w:tcPr>
           <w:p>
             <w:pPr>
+              <w:spacing w:line="360" w:lineRule="auto"/>
               <w:jc w:val="both"/>
               <w:rPr>
                 <w:rFonts w:ascii="Times New Roman" w:hAnsi="Times New Roman" w:cs="Times New Roman"/>
@@ -1251,6 +1275,7 @@
           </w:tcPr>
           <w:p>
             <w:pPr>
+              <w:spacing w:line="360" w:lineRule="auto"/>
               <w:jc w:val="both"/>
               <w:rPr>
                 <w:rFonts w:ascii="Times New Roman" w:hAnsi="Times New Roman" w:cs="Times New Roman"/>
@@ -1280,6 +1305,7 @@
           </w:tcPr>
           <w:p>
             <w:pPr>
+              <w:spacing w:line="360" w:lineRule="auto"/>
               <w:jc w:val="both"/>
               <w:rPr>
                 <w:rFonts w:ascii="Times New Roman" w:hAnsi="Times New Roman" w:cs="Times New Roman"/>
@@ -1305,36 +1331,21 @@
           </w:tcPr>
           <w:p>
             <w:pPr>
-              <w:jc w:val="both"/>
-              <w:rPr>
-                <w:rFonts w:ascii="Times New Roman" w:hAnsi="Times New Roman" w:cs="Times New Roman"/>
-                <w:sz w:val="22"/>
-                <w:szCs w:val="22"/>
-              </w:rPr>
-            </w:pPr>
-            <w:r>
-              <w:rPr>
-                <w:rFonts w:ascii="Times New Roman" w:hAnsi="Times New Roman" w:cs="Times New Roman"/>
-                <w:sz w:val="22"/>
-                <w:szCs w:val="22"/>
-              </w:rPr>
-              <w:t>AAPL</w:t>
-            </w:r>
-            <w:r>
-              <w:rPr>
-                <w:rFonts w:ascii="Times New Roman" w:hAnsi="Times New Roman" w:cs="Times New Roman"/>
-                <w:sz w:val="22"/>
-                <w:szCs w:val="22"/>
-              </w:rPr>
-              <w:t xml:space="preserve"> </w:t>
-            </w:r>
-            <w:r>
-              <w:rPr>
-                <w:rFonts w:ascii="Times New Roman" w:hAnsi="Times New Roman" w:cs="Times New Roman"/>
-                <w:sz w:val="22"/>
-                <w:szCs w:val="22"/>
-              </w:rPr>
-              <w:t>(Apple Inc.)</w:t>
+              <w:spacing w:line="360" w:lineRule="auto"/>
+              <w:jc w:val="both"/>
+              <w:rPr>
+                <w:rFonts w:ascii="Times New Roman" w:hAnsi="Times New Roman" w:cs="Times New Roman"/>
+                <w:sz w:val="22"/>
+                <w:szCs w:val="22"/>
+              </w:rPr>
+            </w:pPr>
+            <w:r>
+              <w:rPr>
+                <w:rFonts w:ascii="Times New Roman" w:hAnsi="Times New Roman" w:cs="Times New Roman"/>
+                <w:sz w:val="22"/>
+                <w:szCs w:val="22"/>
+              </w:rPr>
+              <w:t>AAPL (Apple Inc.)</w:t>
             </w:r>
           </w:p>
         </w:tc>
@@ -1346,6 +1357,7 @@
           </w:tcPr>
           <w:p>
             <w:pPr>
+              <w:spacing w:line="360" w:lineRule="auto"/>
               <w:jc w:val="both"/>
               <w:rPr>
                 <w:rFonts w:ascii="Times New Roman" w:hAnsi="Times New Roman" w:cs="Times New Roman"/>
@@ -1369,6 +1381,7 @@
           </w:tcPr>
           <w:p>
             <w:pPr>
+              <w:spacing w:line="360" w:lineRule="auto"/>
               <w:jc w:val="both"/>
               <w:rPr>
                 <w:rFonts w:ascii="Times New Roman" w:hAnsi="Times New Roman" w:cs="Times New Roman"/>
@@ -1394,6 +1407,7 @@
           </w:tcPr>
           <w:p>
             <w:pPr>
+              <w:spacing w:line="360" w:lineRule="auto"/>
               <w:jc w:val="both"/>
               <w:rPr>
                 <w:rFonts w:ascii="Times New Roman" w:hAnsi="Times New Roman" w:cs="Times New Roman"/>
@@ -1417,6 +1431,7 @@
           </w:tcPr>
           <w:p>
             <w:pPr>
+              <w:spacing w:line="360" w:lineRule="auto"/>
               <w:jc w:val="both"/>
               <w:rPr>
                 <w:rFonts w:ascii="Times New Roman" w:hAnsi="Times New Roman" w:cs="Times New Roman"/>
@@ -1442,20 +1457,29 @@
           </w:tcPr>
           <w:p>
             <w:pPr>
-              <w:jc w:val="both"/>
-              <w:rPr>
-                <w:rFonts w:ascii="Times New Roman" w:hAnsi="Times New Roman" w:cs="Times New Roman"/>
-                <w:sz w:val="22"/>
-                <w:szCs w:val="22"/>
-              </w:rPr>
-            </w:pPr>
-            <w:r>
-              <w:rPr>
-                <w:rFonts w:ascii="Times New Roman" w:hAnsi="Times New Roman" w:cs="Times New Roman"/>
-                <w:sz w:val="22"/>
-                <w:szCs w:val="22"/>
-              </w:rPr>
-              <w:t>Données brutes</w:t>
+              <w:spacing w:line="360" w:lineRule="auto"/>
+              <w:jc w:val="both"/>
+              <w:rPr>
+                <w:rFonts w:ascii="Times New Roman" w:hAnsi="Times New Roman" w:cs="Times New Roman"/>
+                <w:sz w:val="22"/>
+                <w:szCs w:val="22"/>
+              </w:rPr>
+            </w:pPr>
+            <w:r>
+              <w:rPr>
+                <w:rFonts w:ascii="Times New Roman" w:hAnsi="Times New Roman" w:cs="Times New Roman"/>
+                <w:sz w:val="22"/>
+                <w:szCs w:val="22"/>
+              </w:rPr>
+              <w:t>Bougies</w:t>
+            </w:r>
+            <w:r>
+              <w:rPr>
+                <w:rFonts w:ascii="Times New Roman" w:hAnsi="Times New Roman" w:cs="Times New Roman"/>
+                <w:sz w:val="22"/>
+                <w:szCs w:val="22"/>
+              </w:rPr>
+              <w:t xml:space="preserve"> brutes</w:t>
             </w:r>
           </w:p>
         </w:tc>
@@ -1465,6 +1489,7 @@
           </w:tcPr>
           <w:p>
             <w:pPr>
+              <w:spacing w:line="360" w:lineRule="auto"/>
               <w:jc w:val="both"/>
               <w:rPr>
                 <w:rFonts w:ascii="Times New Roman" w:hAnsi="Times New Roman" w:cs="Times New Roman"/>
@@ -1490,20 +1515,29 @@
           </w:tcPr>
           <w:p>
             <w:pPr>
-              <w:jc w:val="both"/>
-              <w:rPr>
-                <w:rFonts w:ascii="Times New Roman" w:hAnsi="Times New Roman" w:cs="Times New Roman"/>
-                <w:sz w:val="22"/>
-                <w:szCs w:val="22"/>
-              </w:rPr>
-            </w:pPr>
-            <w:r>
-              <w:rPr>
-                <w:rFonts w:ascii="Times New Roman" w:hAnsi="Times New Roman" w:cs="Times New Roman"/>
-                <w:sz w:val="22"/>
-                <w:szCs w:val="22"/>
-              </w:rPr>
-              <w:t>Données après nettoyage</w:t>
+              <w:spacing w:line="360" w:lineRule="auto"/>
+              <w:jc w:val="both"/>
+              <w:rPr>
+                <w:rFonts w:ascii="Times New Roman" w:hAnsi="Times New Roman" w:cs="Times New Roman"/>
+                <w:sz w:val="22"/>
+                <w:szCs w:val="22"/>
+              </w:rPr>
+            </w:pPr>
+            <w:r>
+              <w:rPr>
+                <w:rFonts w:ascii="Times New Roman" w:hAnsi="Times New Roman" w:cs="Times New Roman"/>
+                <w:sz w:val="22"/>
+                <w:szCs w:val="22"/>
+              </w:rPr>
+              <w:t>Bougies</w:t>
+            </w:r>
+            <w:r>
+              <w:rPr>
+                <w:rFonts w:ascii="Times New Roman" w:hAnsi="Times New Roman" w:cs="Times New Roman"/>
+                <w:sz w:val="22"/>
+                <w:szCs w:val="22"/>
+              </w:rPr>
+              <w:t xml:space="preserve"> après nettoyage</w:t>
             </w:r>
           </w:p>
         </w:tc>
@@ -1513,6 +1547,7 @@
           </w:tcPr>
           <w:p>
             <w:pPr>
+              <w:spacing w:line="360" w:lineRule="auto"/>
               <w:jc w:val="both"/>
               <w:rPr>
                 <w:rFonts w:ascii="Times New Roman" w:hAnsi="Times New Roman" w:cs="Times New Roman"/>
@@ -1538,6 +1573,7 @@
           </w:tcPr>
           <w:p>
             <w:pPr>
+              <w:spacing w:line="360" w:lineRule="auto"/>
               <w:jc w:val="both"/>
               <w:rPr>
                 <w:rFonts w:ascii="Times New Roman" w:hAnsi="Times New Roman" w:cs="Times New Roman"/>
@@ -1561,6 +1597,7 @@
           </w:tcPr>
           <w:p>
             <w:pPr>
+              <w:spacing w:line="360" w:lineRule="auto"/>
               <w:jc w:val="both"/>
               <w:rPr>
                 <w:rFonts w:ascii="Times New Roman" w:hAnsi="Times New Roman" w:cs="Times New Roman"/>
@@ -1582,6 +1619,7 @@
     </w:tbl>
     <w:p>
       <w:pPr>
+        <w:spacing w:line="360" w:lineRule="auto"/>
         <w:jc w:val="both"/>
         <w:rPr>
           <w:rFonts w:ascii="Times New Roman" w:hAnsi="Times New Roman" w:cs="Times New Roman"/>
@@ -1593,6 +1631,7 @@
     <w:p>
       <w:pPr>
         <w:pStyle w:val="Titre2"/>
+        <w:spacing w:line="360" w:lineRule="auto"/>
         <w:rPr>
           <w:rFonts w:ascii="Times New Roman" w:hAnsi="Times New Roman" w:cs="Times New Roman"/>
           <w:b/>
@@ -1602,6 +1641,7 @@
           <w:szCs w:val="24"/>
         </w:rPr>
       </w:pPr>
+      <w:bookmarkStart w:id="0" w:name="_Hlk232508025"/>
       <w:r>
         <w:rPr>
           <w:rFonts w:ascii="Times New Roman" w:hAnsi="Times New Roman" w:cs="Times New Roman"/>
@@ -1614,8 +1654,10 @@
         <w:t xml:space="preserve">2.3 Split temporel </w:t>
       </w:r>
     </w:p>
-    <w:p>
-      <w:pPr>
+    <w:bookmarkEnd w:id="0"/>
+    <w:p>
+      <w:pPr>
+        <w:spacing w:line="360" w:lineRule="auto"/>
         <w:jc w:val="both"/>
         <w:rPr>
           <w:rFonts w:ascii="Times New Roman" w:hAnsi="Times New Roman" w:cs="Times New Roman"/>
@@ -1665,27 +1707,12 @@
           <w:sz w:val="22"/>
           <w:szCs w:val="22"/>
         </w:rPr>
-        <w:t xml:space="preserve"> (</w:t>
-      </w:r>
-      <w:r>
-        <w:rPr>
-          <w:rFonts w:ascii="Times New Roman" w:hAnsi="Times New Roman" w:cs="Times New Roman"/>
-          <w:sz w:val="22"/>
-          <w:szCs w:val="22"/>
-        </w:rPr>
-        <w:t>utiliser des données futures pour entraîner le modèle sur le passé</w:t>
-      </w:r>
-      <w:r>
-        <w:rPr>
-          <w:rFonts w:ascii="Times New Roman" w:hAnsi="Times New Roman" w:cs="Times New Roman"/>
-          <w:sz w:val="22"/>
-          <w:szCs w:val="22"/>
-        </w:rPr>
-        <w:t>).</w:t>
-      </w:r>
-    </w:p>
-    <w:p>
-      <w:pPr>
+        <w:t xml:space="preserve"> (utiliser des données futures pour entraîner le modèle sur le passé).</w:t>
+      </w:r>
+    </w:p>
+    <w:p>
+      <w:pPr>
+        <w:spacing w:line="360" w:lineRule="auto"/>
         <w:jc w:val="both"/>
         <w:rPr>
           <w:rFonts w:ascii="Times New Roman" w:hAnsi="Times New Roman" w:cs="Times New Roman"/>
@@ -1699,60 +1726,249 @@
           <w:sz w:val="22"/>
           <w:szCs w:val="22"/>
         </w:rPr>
-        <w:t xml:space="preserve">Nous y avons appliqué une règle de </w:t>
-      </w:r>
-      <w:r>
-        <w:rPr>
-          <w:rFonts w:ascii="Times New Roman" w:hAnsi="Times New Roman" w:cs="Times New Roman"/>
-          <w:sz w:val="22"/>
-          <w:szCs w:val="22"/>
-        </w:rPr>
-        <w:t>70 % entraînement</w:t>
-      </w:r>
-      <w:r>
-        <w:rPr>
-          <w:rFonts w:ascii="Times New Roman" w:hAnsi="Times New Roman" w:cs="Times New Roman"/>
-          <w:sz w:val="22"/>
-          <w:szCs w:val="22"/>
-        </w:rPr>
-        <w:t xml:space="preserve"> (3 262 données) /</w:t>
-      </w:r>
-      <w:r>
-        <w:rPr>
-          <w:rFonts w:ascii="Times New Roman" w:hAnsi="Times New Roman" w:cs="Times New Roman"/>
-          <w:sz w:val="22"/>
-          <w:szCs w:val="22"/>
-        </w:rPr>
-        <w:t xml:space="preserve"> 15 % validation</w:t>
-      </w:r>
-      <w:r>
-        <w:rPr>
-          <w:rFonts w:ascii="Times New Roman" w:hAnsi="Times New Roman" w:cs="Times New Roman"/>
-          <w:sz w:val="22"/>
-          <w:szCs w:val="22"/>
-        </w:rPr>
-        <w:t xml:space="preserve"> (699 données) /</w:t>
-      </w:r>
-      <w:r>
-        <w:rPr>
-          <w:rFonts w:ascii="Times New Roman" w:hAnsi="Times New Roman" w:cs="Times New Roman"/>
-          <w:sz w:val="22"/>
-          <w:szCs w:val="22"/>
-        </w:rPr>
-        <w:t xml:space="preserve"> 15 % test</w:t>
-      </w:r>
-      <w:r>
-        <w:rPr>
-          <w:rFonts w:ascii="Times New Roman" w:hAnsi="Times New Roman" w:cs="Times New Roman"/>
-          <w:sz w:val="22"/>
-          <w:szCs w:val="22"/>
-        </w:rPr>
-        <w:t xml:space="preserve"> (700 données)</w:t>
+        <w:t>Nous y avons appliqué une règle de 70 % entraînement (3 262 données) / 15 % validation (699 données) / 15 % test (700 données)</w:t>
+      </w:r>
+    </w:p>
+    <w:p>
+      <w:pPr>
+        <w:keepNext/>
+        <w:keepLines/>
+        <w:spacing w:before="160" w:after="80" w:line="360" w:lineRule="auto"/>
+        <w:outlineLvl w:val="1"/>
+        <w:rPr>
+          <w:rFonts w:ascii="Times New Roman" w:eastAsiaTheme="majorEastAsia" w:hAnsi="Times New Roman" w:cs="Times New Roman"/>
+          <w:b/>
+          <w:bCs/>
+        </w:rPr>
+      </w:pPr>
+      <w:r>
+        <w:rPr>
+          <w:rFonts w:ascii="Times New Roman" w:eastAsiaTheme="majorEastAsia" w:hAnsi="Times New Roman" w:cs="Times New Roman"/>
+          <w:b/>
+          <w:bCs/>
+        </w:rPr>
+        <w:t>2.</w:t>
+      </w:r>
+      <w:r>
+        <w:rPr>
+          <w:rFonts w:ascii="Times New Roman" w:eastAsiaTheme="majorEastAsia" w:hAnsi="Times New Roman" w:cs="Times New Roman"/>
+          <w:b/>
+          <w:bCs/>
+        </w:rPr>
+        <w:t>4</w:t>
+      </w:r>
+      <w:r>
+        <w:rPr>
+          <w:rFonts w:ascii="Times New Roman" w:eastAsiaTheme="majorEastAsia" w:hAnsi="Times New Roman" w:cs="Times New Roman"/>
+          <w:b/>
+          <w:bCs/>
+        </w:rPr>
+        <w:t xml:space="preserve"> </w:t>
+      </w:r>
+      <w:r>
+        <w:rPr>
+          <w:rFonts w:ascii="Times New Roman" w:eastAsiaTheme="majorEastAsia" w:hAnsi="Times New Roman" w:cs="Times New Roman"/>
+          <w:b/>
+          <w:bCs/>
+        </w:rPr>
+        <w:t>Analyse exploratoire des données (EDA)</w:t>
+      </w:r>
+      <w:r>
+        <w:rPr>
+          <w:rFonts w:ascii="Times New Roman" w:eastAsiaTheme="majorEastAsia" w:hAnsi="Times New Roman" w:cs="Times New Roman"/>
+          <w:b/>
+          <w:bCs/>
+        </w:rPr>
+        <w:t xml:space="preserve"> </w:t>
+      </w:r>
+    </w:p>
+    <w:p>
+      <w:pPr>
+        <w:spacing w:line="360" w:lineRule="auto"/>
+        <w:jc w:val="both"/>
+        <w:rPr>
+          <w:rFonts w:ascii="Times New Roman" w:hAnsi="Times New Roman" w:cs="Times New Roman"/>
+          <w:sz w:val="22"/>
+          <w:szCs w:val="22"/>
+        </w:rPr>
+      </w:pPr>
+      <w:r>
+        <w:rPr>
+          <w:rFonts w:ascii="Times New Roman" w:hAnsi="Times New Roman" w:cs="Times New Roman"/>
+          <w:sz w:val="22"/>
+          <w:szCs w:val="22"/>
+        </w:rPr>
+        <w:t xml:space="preserve">Avant le </w:t>
+      </w:r>
+      <w:proofErr w:type="spellStart"/>
+      <w:r>
+        <w:rPr>
+          <w:rFonts w:ascii="Times New Roman" w:hAnsi="Times New Roman" w:cs="Times New Roman"/>
+          <w:sz w:val="22"/>
+          <w:szCs w:val="22"/>
+        </w:rPr>
+        <w:t>feature</w:t>
+      </w:r>
+      <w:proofErr w:type="spellEnd"/>
+      <w:r>
+        <w:rPr>
+          <w:rFonts w:ascii="Times New Roman" w:hAnsi="Times New Roman" w:cs="Times New Roman"/>
+          <w:sz w:val="22"/>
+          <w:szCs w:val="22"/>
+        </w:rPr>
+        <w:t xml:space="preserve"> engineering, nous avons analysé les caractéristiques statistiques du jeu de données.</w:t>
+      </w:r>
+    </w:p>
+    <w:p>
+      <w:pPr>
+        <w:spacing w:line="360" w:lineRule="auto"/>
+        <w:jc w:val="both"/>
+        <w:rPr>
+          <w:rFonts w:ascii="Times New Roman" w:hAnsi="Times New Roman" w:cs="Times New Roman"/>
+          <w:sz w:val="22"/>
+          <w:szCs w:val="22"/>
+        </w:rPr>
+      </w:pPr>
+      <w:r>
+        <w:rPr>
+          <w:rFonts w:ascii="Times New Roman" w:hAnsi="Times New Roman" w:cs="Times New Roman"/>
+          <w:sz w:val="22"/>
+          <w:szCs w:val="22"/>
+        </w:rPr>
+        <w:lastRenderedPageBreak/>
+        <w:t xml:space="preserve">Le prix d'AAPL sur la période étudiée évolue entre 215$ et 275$, avec une forte variation liée aux publications de résultats trimestriels d'Apple. Le volume présente une distribution fortement asymétrique : les premières et dernières bougies de chaque séance concentrent l'essentiel des échanges, confirmant l'importance de la </w:t>
+      </w:r>
+      <w:proofErr w:type="spellStart"/>
+      <w:r>
+        <w:rPr>
+          <w:rFonts w:ascii="Times New Roman" w:hAnsi="Times New Roman" w:cs="Times New Roman"/>
+          <w:sz w:val="22"/>
+          <w:szCs w:val="22"/>
+        </w:rPr>
+        <w:t>feature</w:t>
+      </w:r>
+      <w:proofErr w:type="spellEnd"/>
+      <w:r>
+        <w:rPr>
+          <w:rFonts w:ascii="Times New Roman" w:hAnsi="Times New Roman" w:cs="Times New Roman"/>
+          <w:sz w:val="22"/>
+          <w:szCs w:val="22"/>
+        </w:rPr>
+        <w:t xml:space="preserve"> </w:t>
+      </w:r>
+      <w:proofErr w:type="spellStart"/>
+      <w:r>
+        <w:rPr>
+          <w:rFonts w:ascii="Times New Roman" w:hAnsi="Times New Roman" w:cs="Times New Roman"/>
+          <w:sz w:val="22"/>
+          <w:szCs w:val="22"/>
+        </w:rPr>
+        <w:t>Hour</w:t>
+      </w:r>
+      <w:proofErr w:type="spellEnd"/>
+      <w:r>
+        <w:rPr>
+          <w:rFonts w:ascii="Times New Roman" w:hAnsi="Times New Roman" w:cs="Times New Roman"/>
+          <w:sz w:val="22"/>
+          <w:szCs w:val="22"/>
+        </w:rPr>
+        <w:t>.</w:t>
+      </w:r>
+    </w:p>
+    <w:p>
+      <w:pPr>
+        <w:spacing w:line="360" w:lineRule="auto"/>
+        <w:jc w:val="both"/>
+        <w:rPr>
+          <w:rFonts w:ascii="Times New Roman" w:hAnsi="Times New Roman" w:cs="Times New Roman"/>
+          <w:sz w:val="22"/>
+          <w:szCs w:val="22"/>
+        </w:rPr>
+      </w:pPr>
+      <w:r>
+        <w:rPr>
+          <w:rFonts w:ascii="Times New Roman" w:hAnsi="Times New Roman" w:cs="Times New Roman"/>
+          <w:sz w:val="22"/>
+          <w:szCs w:val="22"/>
+        </w:rPr>
+        <w:t>Les rendements 5 minutes suivent une distribution proche de la normale avec des queues épaisses</w:t>
+      </w:r>
+      <w:r>
+        <w:rPr>
+          <w:rFonts w:ascii="Times New Roman" w:hAnsi="Times New Roman" w:cs="Times New Roman"/>
+          <w:sz w:val="22"/>
+          <w:szCs w:val="22"/>
+        </w:rPr>
+        <w:t xml:space="preserve">, </w:t>
+      </w:r>
+      <w:r>
+        <w:rPr>
+          <w:rFonts w:ascii="Times New Roman" w:hAnsi="Times New Roman" w:cs="Times New Roman"/>
+          <w:sz w:val="22"/>
+          <w:szCs w:val="22"/>
+        </w:rPr>
+        <w:t>caractéristique classique des données financières haute fréquence. Cette propriété justifie l'utilisation de log-</w:t>
+      </w:r>
+      <w:proofErr w:type="spellStart"/>
+      <w:r>
+        <w:rPr>
+          <w:rFonts w:ascii="Times New Roman" w:hAnsi="Times New Roman" w:cs="Times New Roman"/>
+          <w:sz w:val="22"/>
+          <w:szCs w:val="22"/>
+        </w:rPr>
+        <w:t>returns</w:t>
+      </w:r>
+      <w:proofErr w:type="spellEnd"/>
+      <w:r>
+        <w:rPr>
+          <w:rFonts w:ascii="Times New Roman" w:hAnsi="Times New Roman" w:cs="Times New Roman"/>
+          <w:sz w:val="22"/>
+          <w:szCs w:val="22"/>
+        </w:rPr>
+        <w:t xml:space="preserve"> plutôt que de rendements arithmétiques, plus stables numériquement pour l'entraînement du LSTM.</w:t>
+      </w:r>
+    </w:p>
+    <w:p>
+      <w:pPr>
+        <w:spacing w:line="360" w:lineRule="auto"/>
+        <w:jc w:val="both"/>
+        <w:rPr>
+          <w:rFonts w:ascii="Times New Roman" w:hAnsi="Times New Roman" w:cs="Times New Roman"/>
+          <w:sz w:val="22"/>
+          <w:szCs w:val="22"/>
+        </w:rPr>
+      </w:pPr>
+      <w:r>
+        <w:rPr>
+          <w:rFonts w:ascii="Times New Roman" w:hAnsi="Times New Roman" w:cs="Times New Roman"/>
+          <w:sz w:val="22"/>
+          <w:szCs w:val="22"/>
+        </w:rPr>
+        <w:t xml:space="preserve">La corrélation entre les </w:t>
+      </w:r>
+      <w:proofErr w:type="spellStart"/>
+      <w:r>
+        <w:rPr>
+          <w:rFonts w:ascii="Times New Roman" w:hAnsi="Times New Roman" w:cs="Times New Roman"/>
+          <w:sz w:val="22"/>
+          <w:szCs w:val="22"/>
+        </w:rPr>
+        <w:t>features</w:t>
+      </w:r>
+      <w:proofErr w:type="spellEnd"/>
+      <w:r>
+        <w:rPr>
+          <w:rFonts w:ascii="Times New Roman" w:hAnsi="Times New Roman" w:cs="Times New Roman"/>
+          <w:sz w:val="22"/>
+          <w:szCs w:val="22"/>
+        </w:rPr>
+        <w:t xml:space="preserve"> est faible, ce qui confirme qu'elles apportent chacune une information indépendante au modèle.</w:t>
       </w:r>
     </w:p>
     <w:p>
       <w:pPr>
         <w:pStyle w:val="Titre2"/>
+        <w:spacing w:line="360" w:lineRule="auto"/>
         <w:rPr>
           <w:rFonts w:ascii="Times New Roman" w:hAnsi="Times New Roman" w:cs="Times New Roman"/>
           <w:b/>
@@ -1800,6 +2016,7 @@
     </w:p>
     <w:p>
       <w:pPr>
+        <w:spacing w:line="360" w:lineRule="auto"/>
         <w:jc w:val="both"/>
         <w:rPr>
           <w:rFonts w:ascii="Times New Roman" w:hAnsi="Times New Roman" w:cs="Times New Roman"/>
@@ -1823,9 +2040,9 @@
         <w:tblLook w:val="04A0" w:firstRow="1" w:lastRow="0" w:firstColumn="1" w:lastColumn="0" w:noHBand="0" w:noVBand="1"/>
       </w:tblPr>
       <w:tblGrid>
-        <w:gridCol w:w="3020"/>
-        <w:gridCol w:w="3021"/>
-        <w:gridCol w:w="3021"/>
+        <w:gridCol w:w="2903"/>
+        <w:gridCol w:w="2915"/>
+        <w:gridCol w:w="2902"/>
       </w:tblGrid>
       <w:tr>
         <w:tc>
@@ -1834,6 +2051,7 @@
           </w:tcPr>
           <w:p>
             <w:pPr>
+              <w:spacing w:line="360" w:lineRule="auto"/>
               <w:jc w:val="both"/>
               <w:rPr>
                 <w:rFonts w:ascii="Times New Roman" w:hAnsi="Times New Roman" w:cs="Times New Roman"/>
@@ -1873,6 +2091,7 @@
           </w:tcPr>
           <w:p>
             <w:pPr>
+              <w:spacing w:line="360" w:lineRule="auto"/>
               <w:jc w:val="both"/>
               <w:rPr>
                 <w:rFonts w:ascii="Times New Roman" w:hAnsi="Times New Roman" w:cs="Times New Roman"/>
@@ -1900,6 +2119,7 @@
           </w:tcPr>
           <w:p>
             <w:pPr>
+              <w:spacing w:line="360" w:lineRule="auto"/>
               <w:jc w:val="both"/>
               <w:rPr>
                 <w:rFonts w:ascii="Times New Roman" w:hAnsi="Times New Roman" w:cs="Times New Roman"/>
@@ -1929,6 +2149,7 @@
           </w:tcPr>
           <w:p>
             <w:pPr>
+              <w:spacing w:line="360" w:lineRule="auto"/>
               <w:jc w:val="both"/>
               <w:rPr>
                 <w:rFonts w:ascii="Times New Roman" w:hAnsi="Times New Roman" w:cs="Times New Roman"/>
@@ -1952,6 +2173,7 @@
           </w:tcPr>
           <w:p>
             <w:pPr>
+              <w:spacing w:line="360" w:lineRule="auto"/>
               <w:jc w:val="both"/>
               <w:rPr>
                 <w:rFonts w:ascii="Times New Roman" w:hAnsi="Times New Roman" w:cs="Times New Roman"/>
@@ -1995,6 +2217,7 @@
           </w:tcPr>
           <w:p>
             <w:pPr>
+              <w:spacing w:line="360" w:lineRule="auto"/>
               <w:jc w:val="both"/>
               <w:rPr>
                 <w:rFonts w:ascii="Times New Roman" w:hAnsi="Times New Roman" w:cs="Times New Roman"/>
@@ -2020,6 +2243,7 @@
           </w:tcPr>
           <w:p>
             <w:pPr>
+              <w:spacing w:line="360" w:lineRule="auto"/>
               <w:jc w:val="both"/>
               <w:rPr>
                 <w:rFonts w:ascii="Times New Roman" w:hAnsi="Times New Roman" w:cs="Times New Roman"/>
@@ -2043,6 +2267,7 @@
           </w:tcPr>
           <w:p>
             <w:pPr>
+              <w:spacing w:line="360" w:lineRule="auto"/>
               <w:jc w:val="both"/>
               <w:rPr>
                 <w:rFonts w:ascii="Times New Roman" w:hAnsi="Times New Roman" w:cs="Times New Roman"/>
@@ -2086,6 +2311,7 @@
           </w:tcPr>
           <w:p>
             <w:pPr>
+              <w:spacing w:line="360" w:lineRule="auto"/>
               <w:jc w:val="both"/>
               <w:rPr>
                 <w:rFonts w:ascii="Times New Roman" w:hAnsi="Times New Roman" w:cs="Times New Roman"/>
@@ -2111,6 +2337,7 @@
           </w:tcPr>
           <w:p>
             <w:pPr>
+              <w:spacing w:line="360" w:lineRule="auto"/>
               <w:jc w:val="both"/>
               <w:rPr>
                 <w:rFonts w:ascii="Times New Roman" w:hAnsi="Times New Roman" w:cs="Times New Roman"/>
@@ -2144,6 +2371,7 @@
           </w:tcPr>
           <w:p>
             <w:pPr>
+              <w:spacing w:line="360" w:lineRule="auto"/>
               <w:jc w:val="both"/>
               <w:rPr>
                 <w:rFonts w:ascii="Times New Roman" w:hAnsi="Times New Roman" w:cs="Times New Roman"/>
@@ -2167,6 +2395,7 @@
           </w:tcPr>
           <w:p>
             <w:pPr>
+              <w:spacing w:line="360" w:lineRule="auto"/>
               <w:jc w:val="both"/>
               <w:rPr>
                 <w:rFonts w:ascii="Times New Roman" w:hAnsi="Times New Roman" w:cs="Times New Roman"/>
@@ -2192,6 +2421,7 @@
           </w:tcPr>
           <w:p>
             <w:pPr>
+              <w:spacing w:line="360" w:lineRule="auto"/>
               <w:jc w:val="both"/>
               <w:rPr>
                 <w:rFonts w:ascii="Times New Roman" w:hAnsi="Times New Roman" w:cs="Times New Roman"/>
@@ -2225,6 +2455,7 @@
           </w:tcPr>
           <w:p>
             <w:pPr>
+              <w:spacing w:line="360" w:lineRule="auto"/>
               <w:jc w:val="both"/>
               <w:rPr>
                 <w:rFonts w:ascii="Times New Roman" w:hAnsi="Times New Roman" w:cs="Times New Roman"/>
@@ -2258,6 +2489,7 @@
           </w:tcPr>
           <w:p>
             <w:pPr>
+              <w:spacing w:line="360" w:lineRule="auto"/>
               <w:jc w:val="both"/>
               <w:rPr>
                 <w:rFonts w:ascii="Times New Roman" w:hAnsi="Times New Roman" w:cs="Times New Roman"/>
@@ -2283,6 +2515,7 @@
           </w:tcPr>
           <w:p>
             <w:pPr>
+              <w:spacing w:line="360" w:lineRule="auto"/>
               <w:jc w:val="both"/>
               <w:rPr>
                 <w:rFonts w:ascii="Times New Roman" w:hAnsi="Times New Roman" w:cs="Times New Roman"/>
@@ -2316,28 +2549,21 @@
           </w:tcPr>
           <w:p>
             <w:pPr>
-              <w:jc w:val="both"/>
-              <w:rPr>
-                <w:rFonts w:ascii="Times New Roman" w:hAnsi="Times New Roman" w:cs="Times New Roman"/>
-                <w:sz w:val="22"/>
-                <w:szCs w:val="22"/>
-              </w:rPr>
-            </w:pPr>
-            <w:r>
-              <w:rPr>
-                <w:rFonts w:ascii="Times New Roman" w:hAnsi="Times New Roman" w:cs="Times New Roman"/>
-                <w:sz w:val="22"/>
-                <w:szCs w:val="22"/>
-              </w:rPr>
-              <w:t>H</w:t>
-            </w:r>
-            <w:r>
-              <w:rPr>
-                <w:rFonts w:ascii="Times New Roman" w:hAnsi="Times New Roman" w:cs="Times New Roman"/>
-                <w:sz w:val="22"/>
-                <w:szCs w:val="22"/>
-              </w:rPr>
-              <w:t>eure + minute/60</w:t>
+              <w:spacing w:line="360" w:lineRule="auto"/>
+              <w:jc w:val="both"/>
+              <w:rPr>
+                <w:rFonts w:ascii="Times New Roman" w:hAnsi="Times New Roman" w:cs="Times New Roman"/>
+                <w:sz w:val="22"/>
+                <w:szCs w:val="22"/>
+              </w:rPr>
+            </w:pPr>
+            <w:r>
+              <w:rPr>
+                <w:rFonts w:ascii="Times New Roman" w:hAnsi="Times New Roman" w:cs="Times New Roman"/>
+                <w:sz w:val="22"/>
+                <w:szCs w:val="22"/>
+              </w:rPr>
+              <w:t>Heure + minute/60</w:t>
             </w:r>
           </w:p>
         </w:tc>
@@ -2347,6 +2573,7 @@
           </w:tcPr>
           <w:p>
             <w:pPr>
+              <w:spacing w:line="360" w:lineRule="auto"/>
               <w:jc w:val="both"/>
               <w:rPr>
                 <w:rFonts w:ascii="Times New Roman" w:hAnsi="Times New Roman" w:cs="Times New Roman"/>
@@ -2368,6 +2595,7 @@
     </w:tbl>
     <w:p>
       <w:pPr>
+        <w:spacing w:line="360" w:lineRule="auto"/>
         <w:jc w:val="both"/>
         <w:rPr>
           <w:rFonts w:ascii="Times New Roman" w:hAnsi="Times New Roman" w:cs="Times New Roman"/>
@@ -2378,6 +2606,7 @@
     </w:p>
     <w:p>
       <w:pPr>
+        <w:spacing w:line="360" w:lineRule="auto"/>
         <w:jc w:val="both"/>
         <w:rPr>
           <w:rFonts w:ascii="Times New Roman" w:hAnsi="Times New Roman" w:cs="Times New Roman"/>
@@ -2388,6 +2617,7 @@
       <w:r>
         <w:rPr>
           <w:rFonts w:ascii="Times New Roman" w:hAnsi="Times New Roman" w:cs="Times New Roman"/>
+          <w:noProof/>
           <w:sz w:val="22"/>
           <w:szCs w:val="22"/>
         </w:rPr>
@@ -2430,6 +2660,7 @@
     </w:p>
     <w:p>
       <w:pPr>
+        <w:spacing w:line="360" w:lineRule="auto"/>
         <w:jc w:val="both"/>
         <w:rPr>
           <w:rFonts w:ascii="Times New Roman" w:hAnsi="Times New Roman" w:cs="Times New Roman"/>
@@ -2467,6 +2698,7 @@
     <w:p>
       <w:pPr>
         <w:pStyle w:val="Titre2"/>
+        <w:spacing w:line="360" w:lineRule="auto"/>
         <w:rPr>
           <w:rFonts w:ascii="Times New Roman" w:hAnsi="Times New Roman" w:cs="Times New Roman"/>
           <w:b/>
@@ -2490,6 +2722,7 @@
     </w:p>
     <w:p>
       <w:pPr>
+        <w:spacing w:line="360" w:lineRule="auto"/>
         <w:jc w:val="both"/>
         <w:rPr>
           <w:rFonts w:ascii="Times New Roman" w:hAnsi="Times New Roman" w:cs="Times New Roman"/>
@@ -2500,6 +2733,7 @@
       <w:r>
         <w:rPr>
           <w:rFonts w:ascii="Times New Roman" w:hAnsi="Times New Roman" w:cs="Times New Roman"/>
+          <w:noProof/>
           <w:sz w:val="22"/>
           <w:szCs w:val="22"/>
         </w:rPr>
@@ -2542,6 +2776,7 @@
     </w:p>
     <w:p>
       <w:pPr>
+        <w:spacing w:line="360" w:lineRule="auto"/>
         <w:jc w:val="both"/>
         <w:rPr>
           <w:rFonts w:ascii="Times New Roman" w:hAnsi="Times New Roman" w:cs="Times New Roman"/>
@@ -2555,15 +2790,8 @@
           <w:sz w:val="22"/>
           <w:szCs w:val="22"/>
         </w:rPr>
-        <w:t>La variable cible est binaire : 1 si le prix de clôture à t+1 est supérieur au prix à t, 0 sinon. La distribution est quasi-équilibrée (50.1% baisses / 49.9% hausses), ce qui confirme qu'aucun rééquilibrage artificiel n'est nécessair</w:t>
-      </w:r>
-      <w:r>
-        <w:rPr>
-          <w:rFonts w:ascii="Times New Roman" w:hAnsi="Times New Roman" w:cs="Times New Roman"/>
-          <w:sz w:val="22"/>
-          <w:szCs w:val="22"/>
-        </w:rPr>
-        <w:t>e</w:t>
+        <w:lastRenderedPageBreak/>
+        <w:t>La variable cible est binaire : 1 si le prix de clôture à t+1 est supérieur au prix à t, 0 sinon. La distribution est quasi-équilibrée (50.1% baisses / 49.9% hausses), ce qui confirme qu'aucun rééquilibrage artificiel n'est nécessaire</w:t>
       </w:r>
       <w:r>
         <w:rPr>
@@ -2576,6 +2804,7 @@
     </w:p>
     <w:p>
       <w:pPr>
+        <w:spacing w:line="360" w:lineRule="auto"/>
         <w:jc w:val="both"/>
         <w:rPr>
           <w:rFonts w:ascii="Times New Roman" w:hAnsi="Times New Roman" w:cs="Times New Roman"/>
@@ -2599,6 +2828,7 @@
     <w:p>
       <w:pPr>
         <w:pStyle w:val="Titre1"/>
+        <w:spacing w:line="360" w:lineRule="auto"/>
         <w:rPr>
           <w:rFonts w:ascii="Times New Roman" w:hAnsi="Times New Roman" w:cs="Times New Roman"/>
           <w:b/>
@@ -2622,6 +2852,7 @@
     </w:p>
     <w:p>
       <w:pPr>
+        <w:spacing w:line="360" w:lineRule="auto"/>
         <w:jc w:val="both"/>
         <w:rPr>
           <w:rFonts w:ascii="Times New Roman" w:hAnsi="Times New Roman" w:cs="Times New Roman"/>
@@ -2641,6 +2872,7 @@
     <w:p>
       <w:pPr>
         <w:pStyle w:val="Titre2"/>
+        <w:spacing w:line="360" w:lineRule="auto"/>
         <w:rPr>
           <w:rFonts w:ascii="Times New Roman" w:hAnsi="Times New Roman" w:cs="Times New Roman"/>
           <w:b/>
@@ -2659,12 +2891,12 @@
           <w:sz w:val="24"/>
           <w:szCs w:val="24"/>
         </w:rPr>
-        <w:lastRenderedPageBreak/>
         <w:t xml:space="preserve">4.1 Normalisation </w:t>
       </w:r>
     </w:p>
     <w:p>
       <w:pPr>
+        <w:spacing w:line="360" w:lineRule="auto"/>
         <w:jc w:val="both"/>
         <w:rPr>
           <w:rFonts w:ascii="Times New Roman" w:hAnsi="Times New Roman" w:cs="Times New Roman"/>
@@ -2773,6 +3005,7 @@
     </w:p>
     <w:p>
       <w:pPr>
+        <w:spacing w:line="360" w:lineRule="auto"/>
         <w:jc w:val="both"/>
         <w:rPr>
           <w:rFonts w:ascii="Times New Roman" w:hAnsi="Times New Roman" w:cs="Times New Roman"/>
@@ -2783,6 +3016,7 @@
       <w:r>
         <w:rPr>
           <w:rFonts w:ascii="Times New Roman" w:hAnsi="Times New Roman" w:cs="Times New Roman"/>
+          <w:noProof/>
           <w:sz w:val="22"/>
           <w:szCs w:val="22"/>
         </w:rPr>
@@ -2826,6 +3060,7 @@
     <w:p>
       <w:pPr>
         <w:pStyle w:val="Titre2"/>
+        <w:spacing w:line="360" w:lineRule="auto"/>
         <w:rPr>
           <w:rFonts w:ascii="Times New Roman" w:hAnsi="Times New Roman" w:cs="Times New Roman"/>
           <w:b/>
@@ -2873,6 +3108,7 @@
     </w:p>
     <w:p>
       <w:pPr>
+        <w:spacing w:line="360" w:lineRule="auto"/>
         <w:jc w:val="both"/>
         <w:rPr>
           <w:rFonts w:ascii="Times New Roman" w:hAnsi="Times New Roman" w:cs="Times New Roman"/>
@@ -2909,6 +3145,7 @@
     </w:p>
     <w:p>
       <w:pPr>
+        <w:spacing w:line="360" w:lineRule="auto"/>
         <w:jc w:val="both"/>
         <w:rPr>
           <w:rFonts w:ascii="Times New Roman" w:hAnsi="Times New Roman" w:cs="Times New Roman"/>
@@ -2919,6 +3156,7 @@
       <w:r>
         <w:rPr>
           <w:rFonts w:ascii="Times New Roman" w:hAnsi="Times New Roman" w:cs="Times New Roman"/>
+          <w:noProof/>
           <w:sz w:val="22"/>
           <w:szCs w:val="22"/>
         </w:rPr>
@@ -2970,6 +3208,7 @@
     <w:p>
       <w:pPr>
         <w:pStyle w:val="Titre2"/>
+        <w:spacing w:line="360" w:lineRule="auto"/>
         <w:rPr>
           <w:rFonts w:ascii="Times New Roman" w:hAnsi="Times New Roman" w:cs="Times New Roman"/>
           <w:b/>
@@ -3017,6 +3256,7 @@
     </w:p>
     <w:p>
       <w:pPr>
+        <w:spacing w:line="360" w:lineRule="auto"/>
         <w:jc w:val="both"/>
         <w:rPr>
           <w:rFonts w:ascii="Times New Roman" w:hAnsi="Times New Roman" w:cs="Times New Roman"/>
@@ -3053,6 +3293,7 @@
     </w:p>
     <w:p>
       <w:pPr>
+        <w:spacing w:line="360" w:lineRule="auto"/>
         <w:jc w:val="both"/>
         <w:rPr>
           <w:rFonts w:ascii="Times New Roman" w:hAnsi="Times New Roman" w:cs="Times New Roman"/>
@@ -3063,6 +3304,7 @@
       <w:r>
         <w:rPr>
           <w:rFonts w:ascii="Times New Roman" w:hAnsi="Times New Roman" w:cs="Times New Roman"/>
+          <w:noProof/>
           <w:sz w:val="22"/>
           <w:szCs w:val="22"/>
         </w:rPr>
@@ -3106,6 +3348,7 @@
     <w:p>
       <w:pPr>
         <w:pStyle w:val="Titre2"/>
+        <w:spacing w:line="360" w:lineRule="auto"/>
         <w:rPr>
           <w:rFonts w:ascii="Times New Roman" w:hAnsi="Times New Roman" w:cs="Times New Roman"/>
           <w:b/>
@@ -3153,6 +3396,7 @@
     </w:p>
     <w:p>
       <w:pPr>
+        <w:spacing w:line="360" w:lineRule="auto"/>
         <w:jc w:val="both"/>
         <w:rPr>
           <w:rFonts w:ascii="Times New Roman" w:hAnsi="Times New Roman" w:cs="Times New Roman"/>
@@ -3166,23 +3410,24 @@
           <w:sz w:val="22"/>
           <w:szCs w:val="22"/>
         </w:rPr>
-        <w:t>Le LSTM est un réseau de neurones récurrent conçu pour capturer les dépendances temporelles. Contrairement aux modèles tabulaires, il reçoit en entrée une séquence de 20 bougies consécutives (100 minutes d'historique) et apprend les patterns temporels qui précèdent une hausse ou une baisse</w:t>
-      </w:r>
-      <w:r>
-        <w:rPr>
-          <w:rFonts w:ascii="Times New Roman" w:hAnsi="Times New Roman" w:cs="Times New Roman"/>
-          <w:sz w:val="22"/>
-          <w:szCs w:val="22"/>
-        </w:rPr>
-        <w:t>.</w:t>
-      </w:r>
-      <w:r>
-        <w:rPr>
-          <w:rFonts w:ascii="Times New Roman" w:hAnsi="Times New Roman" w:cs="Times New Roman"/>
-          <w:sz w:val="22"/>
-          <w:szCs w:val="22"/>
-        </w:rPr>
-        <w:t xml:space="preserve"> Nous avons </w:t>
+        <w:t>Le LSTM est un réseau de neurones récurrent conçu pour capturer les dépendances temporelles. Contrairement aux modèles tabulaires, il reçoit en entrée une séquence de 20 bougies consécutives (100 minutes d'historique) et apprend les patterns temporels qui précèdent une hausse ou une baisse.</w:t>
+      </w:r>
+      <w:r>
+        <w:rPr>
+          <w:rFonts w:ascii="Times New Roman" w:hAnsi="Times New Roman" w:cs="Times New Roman"/>
+          <w:sz w:val="22"/>
+          <w:szCs w:val="22"/>
+        </w:rPr>
+        <w:t xml:space="preserve"> </w:t>
+      </w:r>
+      <w:r>
+        <w:rPr>
+          <w:rFonts w:ascii="Times New Roman" w:hAnsi="Times New Roman" w:cs="Times New Roman"/>
+          <w:sz w:val="22"/>
+          <w:szCs w:val="22"/>
+        </w:rPr>
+        <w:lastRenderedPageBreak/>
+        <w:t xml:space="preserve">Nous avons </w:t>
       </w:r>
       <w:r>
         <w:rPr>
@@ -3280,8 +3525,8 @@
         <w:tblLook w:val="04A0" w:firstRow="1" w:lastRow="0" w:firstColumn="1" w:lastColumn="0" w:noHBand="0" w:noVBand="1"/>
       </w:tblPr>
       <w:tblGrid>
-        <w:gridCol w:w="4531"/>
-        <w:gridCol w:w="4531"/>
+        <w:gridCol w:w="4352"/>
+        <w:gridCol w:w="4368"/>
       </w:tblGrid>
       <w:tr>
         <w:tc>
@@ -3290,6 +3535,7 @@
           </w:tcPr>
           <w:p>
             <w:pPr>
+              <w:spacing w:line="360" w:lineRule="auto"/>
               <w:jc w:val="both"/>
               <w:rPr>
                 <w:rFonts w:ascii="Times New Roman" w:hAnsi="Times New Roman" w:cs="Times New Roman"/>
@@ -3317,6 +3563,7 @@
           </w:tcPr>
           <w:p>
             <w:pPr>
+              <w:spacing w:line="360" w:lineRule="auto"/>
               <w:jc w:val="both"/>
               <w:rPr>
                 <w:rFonts w:ascii="Times New Roman" w:hAnsi="Times New Roman" w:cs="Times New Roman"/>
@@ -3346,6 +3593,7 @@
           </w:tcPr>
           <w:p>
             <w:pPr>
+              <w:spacing w:line="360" w:lineRule="auto"/>
               <w:jc w:val="both"/>
               <w:rPr>
                 <w:rFonts w:ascii="Times New Roman" w:hAnsi="Times New Roman" w:cs="Times New Roman"/>
@@ -3369,6 +3617,7 @@
           </w:tcPr>
           <w:p>
             <w:pPr>
+              <w:spacing w:line="360" w:lineRule="auto"/>
               <w:jc w:val="both"/>
               <w:rPr>
                 <w:rFonts w:ascii="Times New Roman" w:hAnsi="Times New Roman" w:cs="Times New Roman"/>
@@ -3394,6 +3643,7 @@
           </w:tcPr>
           <w:p>
             <w:pPr>
+              <w:spacing w:line="360" w:lineRule="auto"/>
               <w:jc w:val="both"/>
               <w:rPr>
                 <w:rFonts w:ascii="Times New Roman" w:hAnsi="Times New Roman" w:cs="Times New Roman"/>
@@ -3417,6 +3667,7 @@
           </w:tcPr>
           <w:p>
             <w:pPr>
+              <w:spacing w:line="360" w:lineRule="auto"/>
               <w:jc w:val="both"/>
               <w:rPr>
                 <w:rFonts w:ascii="Times New Roman" w:hAnsi="Times New Roman" w:cs="Times New Roman"/>
@@ -3442,6 +3693,7 @@
           </w:tcPr>
           <w:p>
             <w:pPr>
+              <w:spacing w:line="360" w:lineRule="auto"/>
               <w:jc w:val="both"/>
               <w:rPr>
                 <w:rFonts w:ascii="Times New Roman" w:hAnsi="Times New Roman" w:cs="Times New Roman"/>
@@ -3475,6 +3727,7 @@
           </w:tcPr>
           <w:p>
             <w:pPr>
+              <w:spacing w:line="360" w:lineRule="auto"/>
               <w:jc w:val="both"/>
               <w:rPr>
                 <w:rFonts w:ascii="Times New Roman" w:hAnsi="Times New Roman" w:cs="Times New Roman"/>
@@ -3500,6 +3753,7 @@
           </w:tcPr>
           <w:p>
             <w:pPr>
+              <w:spacing w:line="360" w:lineRule="auto"/>
               <w:jc w:val="both"/>
               <w:rPr>
                 <w:rFonts w:ascii="Times New Roman" w:hAnsi="Times New Roman" w:cs="Times New Roman"/>
@@ -3523,6 +3777,7 @@
           </w:tcPr>
           <w:p>
             <w:pPr>
+              <w:spacing w:line="360" w:lineRule="auto"/>
               <w:jc w:val="both"/>
               <w:rPr>
                 <w:rFonts w:ascii="Times New Roman" w:hAnsi="Times New Roman" w:cs="Times New Roman"/>
@@ -3548,6 +3803,7 @@
           </w:tcPr>
           <w:p>
             <w:pPr>
+              <w:spacing w:line="360" w:lineRule="auto"/>
               <w:jc w:val="both"/>
               <w:rPr>
                 <w:rFonts w:ascii="Times New Roman" w:hAnsi="Times New Roman" w:cs="Times New Roman"/>
@@ -3571,6 +3827,7 @@
           </w:tcPr>
           <w:p>
             <w:pPr>
+              <w:spacing w:line="360" w:lineRule="auto"/>
               <w:jc w:val="both"/>
               <w:rPr>
                 <w:rFonts w:ascii="Times New Roman" w:hAnsi="Times New Roman" w:cs="Times New Roman"/>
@@ -3626,6 +3883,7 @@
           </w:tcPr>
           <w:p>
             <w:pPr>
+              <w:spacing w:line="360" w:lineRule="auto"/>
               <w:jc w:val="both"/>
               <w:rPr>
                 <w:rFonts w:ascii="Times New Roman" w:hAnsi="Times New Roman" w:cs="Times New Roman"/>
@@ -3649,6 +3907,7 @@
           </w:tcPr>
           <w:p>
             <w:pPr>
+              <w:spacing w:line="360" w:lineRule="auto"/>
               <w:jc w:val="both"/>
               <w:rPr>
                 <w:rFonts w:ascii="Times New Roman" w:hAnsi="Times New Roman" w:cs="Times New Roman"/>
@@ -3692,6 +3951,7 @@
           </w:tcPr>
           <w:p>
             <w:pPr>
+              <w:spacing w:line="360" w:lineRule="auto"/>
               <w:jc w:val="both"/>
               <w:rPr>
                 <w:rFonts w:ascii="Times New Roman" w:hAnsi="Times New Roman" w:cs="Times New Roman"/>
@@ -3717,6 +3977,7 @@
           </w:tcPr>
           <w:p>
             <w:pPr>
+              <w:spacing w:line="360" w:lineRule="auto"/>
               <w:jc w:val="both"/>
               <w:rPr>
                 <w:rFonts w:ascii="Times New Roman" w:hAnsi="Times New Roman" w:cs="Times New Roman"/>
@@ -3742,6 +4003,7 @@
           </w:tcPr>
           <w:p>
             <w:pPr>
+              <w:spacing w:line="360" w:lineRule="auto"/>
               <w:jc w:val="both"/>
               <w:rPr>
                 <w:rFonts w:ascii="Times New Roman" w:hAnsi="Times New Roman" w:cs="Times New Roman"/>
@@ -3765,6 +4027,7 @@
           </w:tcPr>
           <w:p>
             <w:pPr>
+              <w:spacing w:line="360" w:lineRule="auto"/>
               <w:jc w:val="both"/>
               <w:rPr>
                 <w:rFonts w:ascii="Times New Roman" w:hAnsi="Times New Roman" w:cs="Times New Roman"/>
@@ -3790,6 +4053,7 @@
           </w:tcPr>
           <w:p>
             <w:pPr>
+              <w:spacing w:line="360" w:lineRule="auto"/>
               <w:jc w:val="both"/>
               <w:rPr>
                 <w:rFonts w:ascii="Times New Roman" w:hAnsi="Times New Roman" w:cs="Times New Roman"/>
@@ -3823,6 +4087,7 @@
           </w:tcPr>
           <w:p>
             <w:pPr>
+              <w:spacing w:line="360" w:lineRule="auto"/>
               <w:jc w:val="both"/>
               <w:rPr>
                 <w:rFonts w:ascii="Times New Roman" w:hAnsi="Times New Roman" w:cs="Times New Roman"/>
@@ -3844,6 +4109,7 @@
     </w:tbl>
     <w:p>
       <w:pPr>
+        <w:spacing w:line="360" w:lineRule="auto"/>
         <w:jc w:val="both"/>
         <w:rPr>
           <w:rFonts w:ascii="Times New Roman" w:hAnsi="Times New Roman" w:cs="Times New Roman"/>
@@ -3854,6 +4120,7 @@
     </w:p>
     <w:p>
       <w:pPr>
+        <w:spacing w:line="360" w:lineRule="auto"/>
         <w:jc w:val="both"/>
         <w:rPr>
           <w:rFonts w:ascii="Times New Roman" w:hAnsi="Times New Roman" w:cs="Times New Roman"/>
@@ -3864,6 +4131,7 @@
       <w:r>
         <w:rPr>
           <w:rFonts w:ascii="Times New Roman" w:hAnsi="Times New Roman" w:cs="Times New Roman"/>
+          <w:noProof/>
           <w:sz w:val="22"/>
           <w:szCs w:val="22"/>
         </w:rPr>
@@ -3907,6 +4175,7 @@
     <w:p>
       <w:pPr>
         <w:pStyle w:val="Titre1"/>
+        <w:spacing w:line="360" w:lineRule="auto"/>
         <w:rPr>
           <w:rFonts w:ascii="Times New Roman" w:hAnsi="Times New Roman" w:cs="Times New Roman"/>
           <w:b/>
@@ -3925,13 +4194,13 @@
           <w:sz w:val="28"/>
           <w:szCs w:val="28"/>
         </w:rPr>
-        <w:lastRenderedPageBreak/>
         <w:t>5. Résultats &amp; Sensibilités</w:t>
       </w:r>
     </w:p>
     <w:p>
       <w:pPr>
         <w:pStyle w:val="Titre2"/>
+        <w:spacing w:line="360" w:lineRule="auto"/>
         <w:rPr>
           <w:rFonts w:ascii="Times New Roman" w:hAnsi="Times New Roman" w:cs="Times New Roman"/>
           <w:b/>
@@ -3960,11 +4229,11 @@
         <w:tblLook w:val="04A0" w:firstRow="1" w:lastRow="0" w:firstColumn="1" w:lastColumn="0" w:noHBand="0" w:noVBand="1"/>
       </w:tblPr>
       <w:tblGrid>
-        <w:gridCol w:w="1812"/>
-        <w:gridCol w:w="1812"/>
-        <w:gridCol w:w="1812"/>
-        <w:gridCol w:w="1813"/>
-        <w:gridCol w:w="1813"/>
+        <w:gridCol w:w="1763"/>
+        <w:gridCol w:w="1751"/>
+        <w:gridCol w:w="1752"/>
+        <w:gridCol w:w="1731"/>
+        <w:gridCol w:w="1723"/>
       </w:tblGrid>
       <w:tr>
         <w:tc>
@@ -3973,6 +4242,7 @@
           </w:tcPr>
           <w:p>
             <w:pPr>
+              <w:spacing w:line="360" w:lineRule="auto"/>
               <w:jc w:val="both"/>
               <w:rPr>
                 <w:rFonts w:ascii="Times New Roman" w:hAnsi="Times New Roman" w:cs="Times New Roman"/>
@@ -4000,6 +4270,7 @@
           </w:tcPr>
           <w:p>
             <w:pPr>
+              <w:spacing w:line="360" w:lineRule="auto"/>
               <w:jc w:val="both"/>
               <w:rPr>
                 <w:rFonts w:ascii="Times New Roman" w:hAnsi="Times New Roman" w:cs="Times New Roman"/>
@@ -4029,6 +4300,7 @@
           </w:tcPr>
           <w:p>
             <w:pPr>
+              <w:spacing w:line="360" w:lineRule="auto"/>
               <w:jc w:val="both"/>
               <w:rPr>
                 <w:rFonts w:ascii="Times New Roman" w:hAnsi="Times New Roman" w:cs="Times New Roman"/>
@@ -4058,6 +4330,7 @@
           </w:tcPr>
           <w:p>
             <w:pPr>
+              <w:spacing w:line="360" w:lineRule="auto"/>
               <w:jc w:val="both"/>
               <w:rPr>
                 <w:rFonts w:ascii="Times New Roman" w:hAnsi="Times New Roman" w:cs="Times New Roman"/>
@@ -4087,6 +4360,7 @@
           </w:tcPr>
           <w:p>
             <w:pPr>
+              <w:spacing w:line="360" w:lineRule="auto"/>
               <w:jc w:val="both"/>
               <w:rPr>
                 <w:rFonts w:ascii="Times New Roman" w:hAnsi="Times New Roman" w:cs="Times New Roman"/>
@@ -4116,6 +4390,7 @@
           </w:tcPr>
           <w:p>
             <w:pPr>
+              <w:spacing w:line="360" w:lineRule="auto"/>
               <w:jc w:val="both"/>
               <w:rPr>
                 <w:rFonts w:ascii="Times New Roman" w:hAnsi="Times New Roman" w:cs="Times New Roman"/>
@@ -4159,6 +4434,7 @@
           </w:tcPr>
           <w:p>
             <w:pPr>
+              <w:spacing w:line="360" w:lineRule="auto"/>
               <w:jc w:val="both"/>
               <w:rPr>
                 <w:rFonts w:ascii="Times New Roman" w:hAnsi="Times New Roman" w:cs="Times New Roman"/>
@@ -4182,6 +4458,7 @@
           </w:tcPr>
           <w:p>
             <w:pPr>
+              <w:spacing w:line="360" w:lineRule="auto"/>
               <w:jc w:val="both"/>
               <w:rPr>
                 <w:rFonts w:ascii="Times New Roman" w:hAnsi="Times New Roman" w:cs="Times New Roman"/>
@@ -4205,6 +4482,7 @@
           </w:tcPr>
           <w:p>
             <w:pPr>
+              <w:spacing w:line="360" w:lineRule="auto"/>
               <w:jc w:val="both"/>
               <w:rPr>
                 <w:rFonts w:ascii="Times New Roman" w:hAnsi="Times New Roman" w:cs="Times New Roman"/>
@@ -4228,6 +4506,7 @@
           </w:tcPr>
           <w:p>
             <w:pPr>
+              <w:spacing w:line="360" w:lineRule="auto"/>
               <w:jc w:val="both"/>
               <w:rPr>
                 <w:rFonts w:ascii="Times New Roman" w:hAnsi="Times New Roman" w:cs="Times New Roman"/>
@@ -4253,6 +4532,7 @@
           </w:tcPr>
           <w:p>
             <w:pPr>
+              <w:spacing w:line="360" w:lineRule="auto"/>
               <w:jc w:val="both"/>
               <w:rPr>
                 <w:rFonts w:ascii="Times New Roman" w:hAnsi="Times New Roman" w:cs="Times New Roman"/>
@@ -4286,6 +4566,7 @@
           </w:tcPr>
           <w:p>
             <w:pPr>
+              <w:spacing w:line="360" w:lineRule="auto"/>
               <w:jc w:val="both"/>
               <w:rPr>
                 <w:rFonts w:ascii="Times New Roman" w:hAnsi="Times New Roman" w:cs="Times New Roman"/>
@@ -4309,6 +4590,7 @@
           </w:tcPr>
           <w:p>
             <w:pPr>
+              <w:spacing w:line="360" w:lineRule="auto"/>
               <w:jc w:val="both"/>
               <w:rPr>
                 <w:rFonts w:ascii="Times New Roman" w:hAnsi="Times New Roman" w:cs="Times New Roman"/>
@@ -4332,6 +4614,7 @@
           </w:tcPr>
           <w:p>
             <w:pPr>
+              <w:spacing w:line="360" w:lineRule="auto"/>
               <w:jc w:val="both"/>
               <w:rPr>
                 <w:rFonts w:ascii="Times New Roman" w:hAnsi="Times New Roman" w:cs="Times New Roman"/>
@@ -4355,6 +4638,7 @@
           </w:tcPr>
           <w:p>
             <w:pPr>
+              <w:spacing w:line="360" w:lineRule="auto"/>
               <w:jc w:val="both"/>
               <w:rPr>
                 <w:rFonts w:ascii="Times New Roman" w:hAnsi="Times New Roman" w:cs="Times New Roman"/>
@@ -4380,6 +4664,7 @@
           </w:tcPr>
           <w:p>
             <w:pPr>
+              <w:spacing w:line="360" w:lineRule="auto"/>
               <w:jc w:val="both"/>
               <w:rPr>
                 <w:rFonts w:ascii="Times New Roman" w:hAnsi="Times New Roman" w:cs="Times New Roman"/>
@@ -4403,6 +4688,7 @@
           </w:tcPr>
           <w:p>
             <w:pPr>
+              <w:spacing w:line="360" w:lineRule="auto"/>
               <w:jc w:val="both"/>
               <w:rPr>
                 <w:rFonts w:ascii="Times New Roman" w:hAnsi="Times New Roman" w:cs="Times New Roman"/>
@@ -4426,6 +4712,7 @@
           </w:tcPr>
           <w:p>
             <w:pPr>
+              <w:spacing w:line="360" w:lineRule="auto"/>
               <w:jc w:val="both"/>
               <w:rPr>
                 <w:rFonts w:ascii="Times New Roman" w:hAnsi="Times New Roman" w:cs="Times New Roman"/>
@@ -4449,6 +4736,7 @@
           </w:tcPr>
           <w:p>
             <w:pPr>
+              <w:spacing w:line="360" w:lineRule="auto"/>
               <w:jc w:val="both"/>
               <w:rPr>
                 <w:rFonts w:ascii="Times New Roman" w:hAnsi="Times New Roman" w:cs="Times New Roman"/>
@@ -4472,6 +4760,7 @@
           </w:tcPr>
           <w:p>
             <w:pPr>
+              <w:spacing w:line="360" w:lineRule="auto"/>
               <w:jc w:val="both"/>
               <w:rPr>
                 <w:rFonts w:ascii="Times New Roman" w:hAnsi="Times New Roman" w:cs="Times New Roman"/>
@@ -4493,6 +4782,7 @@
     </w:tbl>
     <w:p>
       <w:pPr>
+        <w:spacing w:line="360" w:lineRule="auto"/>
         <w:jc w:val="both"/>
         <w:rPr>
           <w:rFonts w:ascii="Times New Roman" w:hAnsi="Times New Roman" w:cs="Times New Roman"/>
@@ -4503,6 +4793,7 @@
     </w:p>
     <w:p>
       <w:pPr>
+        <w:spacing w:line="360" w:lineRule="auto"/>
         <w:jc w:val="both"/>
         <w:rPr>
           <w:rFonts w:ascii="Times New Roman" w:hAnsi="Times New Roman" w:cs="Times New Roman"/>
@@ -4555,7 +4846,136 @@
     </w:p>
     <w:p>
       <w:pPr>
+        <w:spacing w:line="360" w:lineRule="auto"/>
+        <w:jc w:val="both"/>
+        <w:rPr>
+          <w:rFonts w:ascii="Times New Roman" w:hAnsi="Times New Roman" w:cs="Times New Roman"/>
+          <w:sz w:val="22"/>
+          <w:szCs w:val="22"/>
+        </w:rPr>
+      </w:pPr>
+      <w:r>
+        <w:rPr>
+          <w:rFonts w:ascii="Times New Roman" w:hAnsi="Times New Roman" w:cs="Times New Roman"/>
+          <w:sz w:val="22"/>
+          <w:szCs w:val="22"/>
+        </w:rPr>
+        <w:lastRenderedPageBreak/>
+        <w:t xml:space="preserve">Il est important de noter que dans le contexte de la prédiction </w:t>
+      </w:r>
+      <w:proofErr w:type="spellStart"/>
+      <w:r>
+        <w:rPr>
+          <w:rFonts w:ascii="Times New Roman" w:hAnsi="Times New Roman" w:cs="Times New Roman"/>
+          <w:sz w:val="22"/>
+          <w:szCs w:val="22"/>
+        </w:rPr>
+        <w:t>intraday</w:t>
+      </w:r>
+      <w:proofErr w:type="spellEnd"/>
+      <w:r>
+        <w:rPr>
+          <w:rFonts w:ascii="Times New Roman" w:hAnsi="Times New Roman" w:cs="Times New Roman"/>
+          <w:sz w:val="22"/>
+          <w:szCs w:val="22"/>
+        </w:rPr>
+        <w:t xml:space="preserve">, une </w:t>
+      </w:r>
+      <w:proofErr w:type="spellStart"/>
+      <w:r>
+        <w:rPr>
+          <w:rFonts w:ascii="Times New Roman" w:hAnsi="Times New Roman" w:cs="Times New Roman"/>
+          <w:sz w:val="22"/>
+          <w:szCs w:val="22"/>
+        </w:rPr>
+        <w:t>accuracy</w:t>
+      </w:r>
+      <w:proofErr w:type="spellEnd"/>
+      <w:r>
+        <w:rPr>
+          <w:rFonts w:ascii="Times New Roman" w:hAnsi="Times New Roman" w:cs="Times New Roman"/>
+          <w:sz w:val="22"/>
+          <w:szCs w:val="22"/>
+        </w:rPr>
+        <w:t xml:space="preserve"> de 54% peut paraître modeste mais représente un </w:t>
+      </w:r>
+      <w:proofErr w:type="spellStart"/>
+      <w:r>
+        <w:rPr>
+          <w:rFonts w:ascii="Times New Roman" w:hAnsi="Times New Roman" w:cs="Times New Roman"/>
+          <w:sz w:val="22"/>
+          <w:szCs w:val="22"/>
+        </w:rPr>
+        <w:t>edge</w:t>
+      </w:r>
+      <w:proofErr w:type="spellEnd"/>
+      <w:r>
+        <w:rPr>
+          <w:rFonts w:ascii="Times New Roman" w:hAnsi="Times New Roman" w:cs="Times New Roman"/>
+          <w:sz w:val="22"/>
+          <w:szCs w:val="22"/>
+        </w:rPr>
+        <w:t xml:space="preserve"> réel par rapport au hasard. Les marchés financiers étant quasi-efficients à court terme, tout signal supérieur à 50% de manière stable constitue une base exploitable pour une stratégie de trading. Des études académiques sur la prédiction </w:t>
+      </w:r>
+      <w:proofErr w:type="spellStart"/>
+      <w:r>
+        <w:rPr>
+          <w:rFonts w:ascii="Times New Roman" w:hAnsi="Times New Roman" w:cs="Times New Roman"/>
+          <w:sz w:val="22"/>
+          <w:szCs w:val="22"/>
+        </w:rPr>
+        <w:t>intraday</w:t>
+      </w:r>
+      <w:proofErr w:type="spellEnd"/>
+      <w:r>
+        <w:rPr>
+          <w:rFonts w:ascii="Times New Roman" w:hAnsi="Times New Roman" w:cs="Times New Roman"/>
+          <w:sz w:val="22"/>
+          <w:szCs w:val="22"/>
+        </w:rPr>
+        <w:t xml:space="preserve"> (Fischer &amp; Krauss, 2018) montrent que des </w:t>
+      </w:r>
+      <w:proofErr w:type="spellStart"/>
+      <w:r>
+        <w:rPr>
+          <w:rFonts w:ascii="Times New Roman" w:hAnsi="Times New Roman" w:cs="Times New Roman"/>
+          <w:sz w:val="22"/>
+          <w:szCs w:val="22"/>
+        </w:rPr>
+        <w:t>accuracies</w:t>
+      </w:r>
+      <w:proofErr w:type="spellEnd"/>
+      <w:r>
+        <w:rPr>
+          <w:rFonts w:ascii="Times New Roman" w:hAnsi="Times New Roman" w:cs="Times New Roman"/>
+          <w:sz w:val="22"/>
+          <w:szCs w:val="22"/>
+        </w:rPr>
+        <w:t xml:space="preserve"> de 53-56% suffisent à générer des rendements positifs sur longue période, ce que notre </w:t>
+      </w:r>
+      <w:proofErr w:type="spellStart"/>
+      <w:r>
+        <w:rPr>
+          <w:rFonts w:ascii="Times New Roman" w:hAnsi="Times New Roman" w:cs="Times New Roman"/>
+          <w:sz w:val="22"/>
+          <w:szCs w:val="22"/>
+        </w:rPr>
+        <w:t>backtest</w:t>
+      </w:r>
+      <w:proofErr w:type="spellEnd"/>
+      <w:r>
+        <w:rPr>
+          <w:rFonts w:ascii="Times New Roman" w:hAnsi="Times New Roman" w:cs="Times New Roman"/>
+          <w:sz w:val="22"/>
+          <w:szCs w:val="22"/>
+        </w:rPr>
+        <w:t xml:space="preserve"> confirme.</w:t>
+      </w:r>
+    </w:p>
+    <w:p>
+      <w:pPr>
         <w:pStyle w:val="Titre2"/>
+        <w:spacing w:line="360" w:lineRule="auto"/>
         <w:rPr>
           <w:rFonts w:ascii="Times New Roman" w:hAnsi="Times New Roman" w:cs="Times New Roman"/>
           <w:b/>
@@ -4632,8 +5052,8 @@
         <w:tblLook w:val="04A0" w:firstRow="1" w:lastRow="0" w:firstColumn="1" w:lastColumn="0" w:noHBand="0" w:noVBand="1"/>
       </w:tblPr>
       <w:tblGrid>
-        <w:gridCol w:w="4531"/>
-        <w:gridCol w:w="4531"/>
+        <w:gridCol w:w="4367"/>
+        <w:gridCol w:w="4353"/>
       </w:tblGrid>
       <w:tr>
         <w:tc>
@@ -4642,6 +5062,7 @@
           </w:tcPr>
           <w:p>
             <w:pPr>
+              <w:spacing w:line="360" w:lineRule="auto"/>
               <w:jc w:val="both"/>
               <w:rPr>
                 <w:rFonts w:ascii="Times New Roman" w:hAnsi="Times New Roman" w:cs="Times New Roman"/>
@@ -4671,6 +5092,7 @@
           </w:tcPr>
           <w:p>
             <w:pPr>
+              <w:spacing w:line="360" w:lineRule="auto"/>
               <w:jc w:val="both"/>
               <w:rPr>
                 <w:rFonts w:ascii="Times New Roman" w:hAnsi="Times New Roman" w:cs="Times New Roman"/>
@@ -4700,6 +5122,7 @@
           </w:tcPr>
           <w:p>
             <w:pPr>
+              <w:spacing w:line="360" w:lineRule="auto"/>
               <w:jc w:val="both"/>
               <w:rPr>
                 <w:rFonts w:ascii="Times New Roman" w:hAnsi="Times New Roman" w:cs="Times New Roman"/>
@@ -4723,6 +5146,7 @@
           </w:tcPr>
           <w:p>
             <w:pPr>
+              <w:spacing w:line="360" w:lineRule="auto"/>
               <w:jc w:val="both"/>
               <w:rPr>
                 <w:rFonts w:ascii="Times New Roman" w:hAnsi="Times New Roman" w:cs="Times New Roman"/>
@@ -4748,6 +5172,7 @@
           </w:tcPr>
           <w:p>
             <w:pPr>
+              <w:spacing w:line="360" w:lineRule="auto"/>
               <w:jc w:val="both"/>
               <w:rPr>
                 <w:rFonts w:ascii="Times New Roman" w:hAnsi="Times New Roman" w:cs="Times New Roman"/>
@@ -4771,6 +5196,7 @@
           </w:tcPr>
           <w:p>
             <w:pPr>
+              <w:spacing w:line="360" w:lineRule="auto"/>
               <w:jc w:val="both"/>
               <w:rPr>
                 <w:rFonts w:ascii="Times New Roman" w:hAnsi="Times New Roman" w:cs="Times New Roman"/>
@@ -4796,6 +5222,7 @@
           </w:tcPr>
           <w:p>
             <w:pPr>
+              <w:spacing w:line="360" w:lineRule="auto"/>
               <w:jc w:val="both"/>
               <w:rPr>
                 <w:rFonts w:ascii="Times New Roman" w:hAnsi="Times New Roman" w:cs="Times New Roman"/>
@@ -4829,6 +5256,7 @@
           </w:tcPr>
           <w:p>
             <w:pPr>
+              <w:spacing w:line="360" w:lineRule="auto"/>
               <w:jc w:val="both"/>
               <w:rPr>
                 <w:rFonts w:ascii="Times New Roman" w:hAnsi="Times New Roman" w:cs="Times New Roman"/>
@@ -4854,6 +5282,7 @@
           </w:tcPr>
           <w:p>
             <w:pPr>
+              <w:spacing w:line="360" w:lineRule="auto"/>
               <w:jc w:val="both"/>
               <w:rPr>
                 <w:rFonts w:ascii="Times New Roman" w:hAnsi="Times New Roman" w:cs="Times New Roman"/>
@@ -4887,6 +5316,7 @@
           </w:tcPr>
           <w:p>
             <w:pPr>
+              <w:spacing w:line="360" w:lineRule="auto"/>
               <w:jc w:val="both"/>
               <w:rPr>
                 <w:rFonts w:ascii="Times New Roman" w:hAnsi="Times New Roman" w:cs="Times New Roman"/>
@@ -4912,6 +5342,7 @@
           </w:tcPr>
           <w:p>
             <w:pPr>
+              <w:spacing w:line="360" w:lineRule="auto"/>
               <w:jc w:val="both"/>
               <w:rPr>
                 <w:rFonts w:ascii="Times New Roman" w:hAnsi="Times New Roman" w:cs="Times New Roman"/>
@@ -4945,6 +5376,7 @@
           </w:tcPr>
           <w:p>
             <w:pPr>
+              <w:spacing w:line="360" w:lineRule="auto"/>
               <w:jc w:val="both"/>
               <w:rPr>
                 <w:rFonts w:ascii="Times New Roman" w:hAnsi="Times New Roman" w:cs="Times New Roman"/>
@@ -4966,6 +5398,7 @@
     </w:tbl>
     <w:p>
       <w:pPr>
+        <w:spacing w:line="360" w:lineRule="auto"/>
         <w:jc w:val="both"/>
         <w:rPr>
           <w:rFonts w:ascii="Times New Roman" w:hAnsi="Times New Roman" w:cs="Times New Roman"/>
@@ -4976,6 +5409,7 @@
     </w:p>
     <w:p>
       <w:pPr>
+        <w:spacing w:line="360" w:lineRule="auto"/>
         <w:jc w:val="both"/>
         <w:rPr>
           <w:rFonts w:ascii="Times New Roman" w:hAnsi="Times New Roman" w:cs="Times New Roman"/>
@@ -5081,6 +5515,7 @@
     <w:p>
       <w:pPr>
         <w:pStyle w:val="Titre2"/>
+        <w:spacing w:line="360" w:lineRule="auto"/>
         <w:rPr>
           <w:rFonts w:ascii="Times New Roman" w:hAnsi="Times New Roman" w:cs="Times New Roman"/>
           <w:b/>
@@ -5117,6 +5552,7 @@
     </w:p>
     <w:p>
       <w:pPr>
+        <w:spacing w:line="360" w:lineRule="auto"/>
         <w:jc w:val="both"/>
         <w:rPr>
           <w:rFonts w:ascii="Times New Roman" w:hAnsi="Times New Roman" w:cs="Times New Roman"/>
@@ -5148,47 +5584,15 @@
           <w:sz w:val="22"/>
           <w:szCs w:val="22"/>
         </w:rPr>
-        <w:t xml:space="preserve">, nous avons entraîné la régression logistique en retirant successivement une variable à la fois. Les résultats révèlent </w:t>
-      </w:r>
-      <w:r>
-        <w:rPr>
-          <w:rFonts w:ascii="Times New Roman" w:hAnsi="Times New Roman" w:cs="Times New Roman"/>
-          <w:sz w:val="22"/>
-          <w:szCs w:val="22"/>
-        </w:rPr>
-        <w:t>un insight important</w:t>
-      </w:r>
-      <w:r>
-        <w:rPr>
-          <w:rFonts w:ascii="Times New Roman" w:hAnsi="Times New Roman" w:cs="Times New Roman"/>
-          <w:sz w:val="22"/>
-          <w:szCs w:val="22"/>
-        </w:rPr>
-        <w:t xml:space="preserve"> :</w:t>
-      </w:r>
-      <w:r>
-        <w:rPr>
-          <w:rFonts w:ascii="Times New Roman" w:hAnsi="Times New Roman" w:cs="Times New Roman"/>
-          <w:sz w:val="22"/>
-          <w:szCs w:val="22"/>
-        </w:rPr>
-        <w:t xml:space="preserve"> Return_5m et </w:t>
-      </w:r>
-      <w:r>
-        <w:rPr>
-          <w:rFonts w:ascii="Times New Roman" w:hAnsi="Times New Roman" w:cs="Times New Roman"/>
-          <w:sz w:val="22"/>
-          <w:szCs w:val="22"/>
-        </w:rPr>
-        <w:t>Return_15m</w:t>
-      </w:r>
-      <w:r>
-        <w:rPr>
-          <w:rFonts w:ascii="Times New Roman" w:hAnsi="Times New Roman" w:cs="Times New Roman"/>
-          <w:sz w:val="22"/>
-          <w:szCs w:val="22"/>
-        </w:rPr>
-        <w:t xml:space="preserve"> ajoutent du bruit pour un modèle linéaire mais sont essentielles pour le LSTM qui exploite leur dimension temporelle. C’est précisément l’avantage du LSTM.</w:t>
+        <w:t>, nous avons entraîné la régression logistique en retirant successivement une variable à la fois. Les résultats révèlent un insight important :</w:t>
+      </w:r>
+      <w:r>
+        <w:rPr>
+          <w:rFonts w:ascii="Times New Roman" w:hAnsi="Times New Roman" w:cs="Times New Roman"/>
+          <w:sz w:val="22"/>
+          <w:szCs w:val="22"/>
+        </w:rPr>
+        <w:t xml:space="preserve"> Return_5m et Return_15m ajoutent du bruit pour un modèle linéaire mais sont essentielles pour le LSTM qui exploite leur dimension temporelle. C’est précisément l’avantage du LSTM.</w:t>
       </w:r>
     </w:p>
     <w:tbl>
@@ -5198,9 +5602,9 @@
         <w:tblLook w:val="04A0" w:firstRow="1" w:lastRow="0" w:firstColumn="1" w:lastColumn="0" w:noHBand="0" w:noVBand="1"/>
       </w:tblPr>
       <w:tblGrid>
-        <w:gridCol w:w="3020"/>
-        <w:gridCol w:w="3021"/>
-        <w:gridCol w:w="3021"/>
+        <w:gridCol w:w="2926"/>
+        <w:gridCol w:w="2900"/>
+        <w:gridCol w:w="2894"/>
       </w:tblGrid>
       <w:tr>
         <w:tc>
@@ -5209,6 +5613,7 @@
           </w:tcPr>
           <w:p>
             <w:pPr>
+              <w:spacing w:line="360" w:lineRule="auto"/>
               <w:jc w:val="both"/>
               <w:rPr>
                 <w:rFonts w:ascii="Times New Roman" w:hAnsi="Times New Roman" w:cs="Times New Roman"/>
@@ -5248,6 +5653,7 @@
           </w:tcPr>
           <w:p>
             <w:pPr>
+              <w:spacing w:line="360" w:lineRule="auto"/>
               <w:jc w:val="both"/>
               <w:rPr>
                 <w:rFonts w:ascii="Times New Roman" w:hAnsi="Times New Roman" w:cs="Times New Roman"/>
@@ -5287,6 +5693,7 @@
           </w:tcPr>
           <w:p>
             <w:pPr>
+              <w:spacing w:line="360" w:lineRule="auto"/>
               <w:jc w:val="both"/>
               <w:rPr>
                 <w:rFonts w:ascii="Times New Roman" w:hAnsi="Times New Roman" w:cs="Times New Roman"/>
@@ -5316,28 +5723,21 @@
           </w:tcPr>
           <w:p>
             <w:pPr>
-              <w:jc w:val="both"/>
-              <w:rPr>
-                <w:rFonts w:ascii="Times New Roman" w:hAnsi="Times New Roman" w:cs="Times New Roman"/>
-                <w:sz w:val="22"/>
-                <w:szCs w:val="22"/>
-              </w:rPr>
-            </w:pPr>
-            <w:r>
-              <w:rPr>
-                <w:rFonts w:ascii="Times New Roman" w:hAnsi="Times New Roman" w:cs="Times New Roman"/>
-                <w:sz w:val="22"/>
-                <w:szCs w:val="22"/>
-              </w:rPr>
-              <w:t>R</w:t>
-            </w:r>
-            <w:r>
-              <w:rPr>
-                <w:rFonts w:ascii="Times New Roman" w:hAnsi="Times New Roman" w:cs="Times New Roman"/>
-                <w:sz w:val="22"/>
-                <w:szCs w:val="22"/>
-              </w:rPr>
-              <w:t xml:space="preserve">eturn_5m (%) </w:t>
+              <w:spacing w:line="360" w:lineRule="auto"/>
+              <w:jc w:val="both"/>
+              <w:rPr>
+                <w:rFonts w:ascii="Times New Roman" w:hAnsi="Times New Roman" w:cs="Times New Roman"/>
+                <w:sz w:val="22"/>
+                <w:szCs w:val="22"/>
+              </w:rPr>
+            </w:pPr>
+            <w:r>
+              <w:rPr>
+                <w:rFonts w:ascii="Times New Roman" w:hAnsi="Times New Roman" w:cs="Times New Roman"/>
+                <w:sz w:val="22"/>
+                <w:szCs w:val="22"/>
+              </w:rPr>
+              <w:t xml:space="preserve">Return_5m (%) </w:t>
             </w:r>
           </w:p>
         </w:tc>
@@ -5347,6 +5747,7 @@
           </w:tcPr>
           <w:p>
             <w:pPr>
+              <w:spacing w:line="360" w:lineRule="auto"/>
               <w:jc w:val="both"/>
               <w:rPr>
                 <w:rFonts w:ascii="Times New Roman" w:hAnsi="Times New Roman" w:cs="Times New Roman"/>
@@ -5370,6 +5771,7 @@
           </w:tcPr>
           <w:p>
             <w:pPr>
+              <w:spacing w:line="360" w:lineRule="auto"/>
               <w:jc w:val="both"/>
               <w:rPr>
                 <w:rFonts w:ascii="Times New Roman" w:hAnsi="Times New Roman" w:cs="Times New Roman"/>
@@ -5395,6 +5797,7 @@
           </w:tcPr>
           <w:p>
             <w:pPr>
+              <w:spacing w:line="360" w:lineRule="auto"/>
               <w:jc w:val="both"/>
               <w:rPr>
                 <w:rFonts w:ascii="Times New Roman" w:hAnsi="Times New Roman" w:cs="Times New Roman"/>
@@ -5418,6 +5821,7 @@
           </w:tcPr>
           <w:p>
             <w:pPr>
+              <w:spacing w:line="360" w:lineRule="auto"/>
               <w:jc w:val="both"/>
               <w:rPr>
                 <w:rFonts w:ascii="Times New Roman" w:hAnsi="Times New Roman" w:cs="Times New Roman"/>
@@ -5441,6 +5845,7 @@
           </w:tcPr>
           <w:p>
             <w:pPr>
+              <w:spacing w:line="360" w:lineRule="auto"/>
               <w:jc w:val="both"/>
               <w:rPr>
                 <w:rFonts w:ascii="Times New Roman" w:hAnsi="Times New Roman" w:cs="Times New Roman"/>
@@ -5466,6 +5871,7 @@
           </w:tcPr>
           <w:p>
             <w:pPr>
+              <w:spacing w:line="360" w:lineRule="auto"/>
               <w:jc w:val="both"/>
               <w:rPr>
                 <w:rFonts w:ascii="Times New Roman" w:hAnsi="Times New Roman" w:cs="Times New Roman"/>
@@ -5499,6 +5905,7 @@
           </w:tcPr>
           <w:p>
             <w:pPr>
+              <w:spacing w:line="360" w:lineRule="auto"/>
               <w:jc w:val="both"/>
               <w:rPr>
                 <w:rFonts w:ascii="Times New Roman" w:hAnsi="Times New Roman" w:cs="Times New Roman"/>
@@ -5522,6 +5929,7 @@
           </w:tcPr>
           <w:p>
             <w:pPr>
+              <w:spacing w:line="360" w:lineRule="auto"/>
               <w:jc w:val="both"/>
               <w:rPr>
                 <w:rFonts w:ascii="Times New Roman" w:hAnsi="Times New Roman" w:cs="Times New Roman"/>
@@ -5547,6 +5955,7 @@
           </w:tcPr>
           <w:p>
             <w:pPr>
+              <w:spacing w:line="360" w:lineRule="auto"/>
               <w:jc w:val="both"/>
               <w:rPr>
                 <w:rFonts w:ascii="Times New Roman" w:hAnsi="Times New Roman" w:cs="Times New Roman"/>
@@ -5580,6 +5989,7 @@
           </w:tcPr>
           <w:p>
             <w:pPr>
+              <w:spacing w:line="360" w:lineRule="auto"/>
               <w:jc w:val="both"/>
               <w:rPr>
                 <w:rFonts w:ascii="Times New Roman" w:hAnsi="Times New Roman" w:cs="Times New Roman"/>
@@ -5603,13 +6013,22 @@
           </w:tcPr>
           <w:p>
             <w:pPr>
-              <w:jc w:val="both"/>
-              <w:rPr>
-                <w:rFonts w:ascii="Times New Roman" w:hAnsi="Times New Roman" w:cs="Times New Roman"/>
-                <w:sz w:val="22"/>
-                <w:szCs w:val="22"/>
-              </w:rPr>
-            </w:pPr>
+              <w:spacing w:line="360" w:lineRule="auto"/>
+              <w:jc w:val="both"/>
+              <w:rPr>
+                <w:rFonts w:ascii="Times New Roman" w:hAnsi="Times New Roman" w:cs="Times New Roman"/>
+                <w:sz w:val="22"/>
+                <w:szCs w:val="22"/>
+              </w:rPr>
+            </w:pPr>
+            <w:r>
+              <w:rPr>
+                <w:rFonts w:ascii="Times New Roman" w:hAnsi="Times New Roman" w:cs="Times New Roman"/>
+                <w:sz w:val="22"/>
+                <w:szCs w:val="22"/>
+              </w:rPr>
+              <w:t>-</w:t>
+            </w:r>
             <w:r>
               <w:rPr>
                 <w:rFonts w:ascii="Times New Roman" w:hAnsi="Times New Roman" w:cs="Times New Roman"/>
@@ -5628,6 +6047,7 @@
           </w:tcPr>
           <w:p>
             <w:pPr>
+              <w:spacing w:line="360" w:lineRule="auto"/>
               <w:jc w:val="both"/>
               <w:rPr>
                 <w:rFonts w:ascii="Times New Roman" w:hAnsi="Times New Roman" w:cs="Times New Roman"/>
@@ -5661,6 +6081,7 @@
           </w:tcPr>
           <w:p>
             <w:pPr>
+              <w:spacing w:line="360" w:lineRule="auto"/>
               <w:jc w:val="both"/>
               <w:rPr>
                 <w:rFonts w:ascii="Times New Roman" w:hAnsi="Times New Roman" w:cs="Times New Roman"/>
@@ -5684,6 +6105,7 @@
           </w:tcPr>
           <w:p>
             <w:pPr>
+              <w:spacing w:line="360" w:lineRule="auto"/>
               <w:jc w:val="both"/>
               <w:rPr>
                 <w:rFonts w:ascii="Times New Roman" w:hAnsi="Times New Roman" w:cs="Times New Roman"/>
@@ -5705,6 +6127,7 @@
     </w:tbl>
     <w:p>
       <w:pPr>
+        <w:spacing w:line="360" w:lineRule="auto"/>
         <w:jc w:val="both"/>
         <w:rPr>
           <w:rFonts w:ascii="Times New Roman" w:hAnsi="Times New Roman" w:cs="Times New Roman"/>
@@ -5715,6 +6138,7 @@
     </w:p>
     <w:p>
       <w:pPr>
+        <w:spacing w:line="360" w:lineRule="auto"/>
         <w:jc w:val="both"/>
         <w:rPr>
           <w:rFonts w:ascii="Times New Roman" w:hAnsi="Times New Roman" w:cs="Times New Roman"/>
@@ -5785,37 +6209,8 @@
     </w:p>
     <w:p>
       <w:pPr>
-        <w:jc w:val="both"/>
-        <w:rPr>
-          <w:rFonts w:ascii="Times New Roman" w:hAnsi="Times New Roman" w:cs="Times New Roman"/>
-          <w:sz w:val="22"/>
-          <w:szCs w:val="22"/>
-        </w:rPr>
-      </w:pPr>
-    </w:p>
-    <w:p>
-      <w:pPr>
-        <w:jc w:val="both"/>
-        <w:rPr>
-          <w:rFonts w:ascii="Times New Roman" w:hAnsi="Times New Roman" w:cs="Times New Roman"/>
-          <w:sz w:val="22"/>
-          <w:szCs w:val="22"/>
-        </w:rPr>
-      </w:pPr>
-    </w:p>
-    <w:p>
-      <w:pPr>
-        <w:jc w:val="both"/>
-        <w:rPr>
-          <w:rFonts w:ascii="Times New Roman" w:hAnsi="Times New Roman" w:cs="Times New Roman"/>
-          <w:sz w:val="22"/>
-          <w:szCs w:val="22"/>
-        </w:rPr>
-      </w:pPr>
-    </w:p>
-    <w:p>
-      <w:pPr>
         <w:pStyle w:val="Titre2"/>
+        <w:spacing w:line="360" w:lineRule="auto"/>
         <w:rPr>
           <w:rFonts w:ascii="Times New Roman" w:hAnsi="Times New Roman" w:cs="Times New Roman"/>
           <w:b/>
@@ -5858,10 +6253,10 @@
         <w:tblLook w:val="04A0" w:firstRow="1" w:lastRow="0" w:firstColumn="1" w:lastColumn="0" w:noHBand="0" w:noVBand="1"/>
       </w:tblPr>
       <w:tblGrid>
-        <w:gridCol w:w="2265"/>
-        <w:gridCol w:w="2265"/>
-        <w:gridCol w:w="2266"/>
-        <w:gridCol w:w="2266"/>
+        <w:gridCol w:w="2156"/>
+        <w:gridCol w:w="2170"/>
+        <w:gridCol w:w="2171"/>
+        <w:gridCol w:w="2223"/>
       </w:tblGrid>
       <w:tr>
         <w:tc>
@@ -5870,6 +6265,7 @@
           </w:tcPr>
           <w:p>
             <w:pPr>
+              <w:spacing w:line="360" w:lineRule="auto"/>
               <w:jc w:val="both"/>
               <w:rPr>
                 <w:rFonts w:ascii="Times New Roman" w:hAnsi="Times New Roman" w:cs="Times New Roman"/>
@@ -5909,6 +6305,7 @@
           </w:tcPr>
           <w:p>
             <w:pPr>
+              <w:spacing w:line="360" w:lineRule="auto"/>
               <w:jc w:val="both"/>
               <w:rPr>
                 <w:rFonts w:ascii="Times New Roman" w:hAnsi="Times New Roman" w:cs="Times New Roman"/>
@@ -5936,6 +6333,7 @@
           </w:tcPr>
           <w:p>
             <w:pPr>
+              <w:spacing w:line="360" w:lineRule="auto"/>
               <w:jc w:val="both"/>
               <w:rPr>
                 <w:rFonts w:ascii="Times New Roman" w:hAnsi="Times New Roman" w:cs="Times New Roman"/>
@@ -5963,6 +6361,7 @@
           </w:tcPr>
           <w:p>
             <w:pPr>
+              <w:spacing w:line="360" w:lineRule="auto"/>
               <w:jc w:val="both"/>
               <w:rPr>
                 <w:rFonts w:ascii="Times New Roman" w:hAnsi="Times New Roman" w:cs="Times New Roman"/>
@@ -5980,17 +6379,7 @@
                 <w:sz w:val="22"/>
                 <w:szCs w:val="22"/>
               </w:rPr>
-              <w:t>Observatio</w:t>
-            </w:r>
-            <w:r>
-              <w:rPr>
-                <w:rFonts w:ascii="Times New Roman" w:hAnsi="Times New Roman" w:cs="Times New Roman"/>
-                <w:i/>
-                <w:iCs/>
-                <w:sz w:val="22"/>
-                <w:szCs w:val="22"/>
-              </w:rPr>
-              <w:t>n</w:t>
+              <w:t>Observation</w:t>
             </w:r>
           </w:p>
         </w:tc>
@@ -6002,6 +6391,7 @@
           </w:tcPr>
           <w:p>
             <w:pPr>
+              <w:spacing w:line="360" w:lineRule="auto"/>
               <w:jc w:val="both"/>
               <w:rPr>
                 <w:rFonts w:ascii="Times New Roman" w:hAnsi="Times New Roman" w:cs="Times New Roman"/>
@@ -6025,6 +6415,7 @@
           </w:tcPr>
           <w:p>
             <w:pPr>
+              <w:spacing w:line="360" w:lineRule="auto"/>
               <w:jc w:val="both"/>
               <w:rPr>
                 <w:rFonts w:ascii="Times New Roman" w:hAnsi="Times New Roman" w:cs="Times New Roman"/>
@@ -6048,6 +6439,7 @@
           </w:tcPr>
           <w:p>
             <w:pPr>
+              <w:spacing w:line="360" w:lineRule="auto"/>
               <w:jc w:val="both"/>
               <w:rPr>
                 <w:rFonts w:ascii="Times New Roman" w:hAnsi="Times New Roman" w:cs="Times New Roman"/>
@@ -6071,6 +6463,7 @@
           </w:tcPr>
           <w:p>
             <w:pPr>
+              <w:spacing w:line="360" w:lineRule="auto"/>
               <w:jc w:val="both"/>
               <w:rPr>
                 <w:rFonts w:ascii="Times New Roman" w:hAnsi="Times New Roman" w:cs="Times New Roman"/>
@@ -6096,6 +6489,7 @@
           </w:tcPr>
           <w:p>
             <w:pPr>
+              <w:spacing w:line="360" w:lineRule="auto"/>
               <w:jc w:val="both"/>
               <w:rPr>
                 <w:rFonts w:ascii="Times New Roman" w:hAnsi="Times New Roman" w:cs="Times New Roman"/>
@@ -6119,6 +6513,7 @@
           </w:tcPr>
           <w:p>
             <w:pPr>
+              <w:spacing w:line="360" w:lineRule="auto"/>
               <w:jc w:val="both"/>
               <w:rPr>
                 <w:rFonts w:ascii="Times New Roman" w:hAnsi="Times New Roman" w:cs="Times New Roman"/>
@@ -6142,6 +6537,7 @@
           </w:tcPr>
           <w:p>
             <w:pPr>
+              <w:spacing w:line="360" w:lineRule="auto"/>
               <w:jc w:val="both"/>
               <w:rPr>
                 <w:rFonts w:ascii="Times New Roman" w:hAnsi="Times New Roman" w:cs="Times New Roman"/>
@@ -6165,6 +6561,7 @@
           </w:tcPr>
           <w:p>
             <w:pPr>
+              <w:spacing w:line="360" w:lineRule="auto"/>
               <w:jc w:val="both"/>
               <w:rPr>
                 <w:rFonts w:ascii="Times New Roman" w:hAnsi="Times New Roman" w:cs="Times New Roman"/>
@@ -6190,6 +6587,7 @@
           </w:tcPr>
           <w:p>
             <w:pPr>
+              <w:spacing w:line="360" w:lineRule="auto"/>
               <w:jc w:val="both"/>
               <w:rPr>
                 <w:rFonts w:ascii="Times New Roman" w:hAnsi="Times New Roman" w:cs="Times New Roman"/>
@@ -6213,6 +6611,7 @@
           </w:tcPr>
           <w:p>
             <w:pPr>
+              <w:spacing w:line="360" w:lineRule="auto"/>
               <w:jc w:val="both"/>
               <w:rPr>
                 <w:rFonts w:ascii="Times New Roman" w:hAnsi="Times New Roman" w:cs="Times New Roman"/>
@@ -6236,6 +6635,7 @@
           </w:tcPr>
           <w:p>
             <w:pPr>
+              <w:spacing w:line="360" w:lineRule="auto"/>
               <w:jc w:val="both"/>
               <w:rPr>
                 <w:rFonts w:ascii="Times New Roman" w:hAnsi="Times New Roman" w:cs="Times New Roman"/>
@@ -6259,6 +6659,7 @@
           </w:tcPr>
           <w:p>
             <w:pPr>
+              <w:spacing w:line="360" w:lineRule="auto"/>
               <w:jc w:val="both"/>
               <w:rPr>
                 <w:rFonts w:ascii="Times New Roman" w:hAnsi="Times New Roman" w:cs="Times New Roman"/>
@@ -6280,6 +6681,7 @@
     </w:tbl>
     <w:p>
       <w:pPr>
+        <w:spacing w:line="360" w:lineRule="auto"/>
         <w:jc w:val="both"/>
         <w:rPr>
           <w:rFonts w:ascii="Times New Roman" w:hAnsi="Times New Roman" w:cs="Times New Roman"/>
@@ -6291,6 +6693,7 @@
     <w:p>
       <w:pPr>
         <w:pStyle w:val="Titre2"/>
+        <w:spacing w:line="360" w:lineRule="auto"/>
         <w:rPr>
           <w:rFonts w:ascii="Times New Roman" w:hAnsi="Times New Roman" w:cs="Times New Roman"/>
           <w:b/>
@@ -6327,6 +6730,7 @@
     </w:p>
     <w:p>
       <w:pPr>
+        <w:spacing w:line="360" w:lineRule="auto"/>
         <w:jc w:val="both"/>
         <w:rPr>
           <w:rFonts w:ascii="Times New Roman" w:hAnsi="Times New Roman" w:cs="Times New Roman"/>
@@ -6381,6 +6785,7 @@
     </w:p>
     <w:p>
       <w:pPr>
+        <w:spacing w:line="360" w:lineRule="auto"/>
         <w:jc w:val="both"/>
         <w:rPr>
           <w:rFonts w:ascii="Times New Roman" w:hAnsi="Times New Roman" w:cs="Times New Roman"/>
@@ -6394,6 +6799,112 @@
           <w:sz w:val="22"/>
           <w:szCs w:val="22"/>
         </w:rPr>
+        <w:t>La stratégie</w:t>
+      </w:r>
+      <w:r>
+        <w:rPr>
+          <w:rFonts w:ascii="Times New Roman" w:hAnsi="Times New Roman" w:cs="Times New Roman"/>
+          <w:sz w:val="22"/>
+          <w:szCs w:val="22"/>
+        </w:rPr>
+        <w:t xml:space="preserve"> </w:t>
+      </w:r>
+      <w:r>
+        <w:rPr>
+          <w:rFonts w:ascii="Times New Roman" w:hAnsi="Times New Roman" w:cs="Times New Roman"/>
+          <w:sz w:val="22"/>
+          <w:szCs w:val="22"/>
+        </w:rPr>
+        <w:t>suit une logique simple : position long (achat) quand le LSTM prédit une hausse, p</w:t>
+      </w:r>
+      <w:r>
+        <w:rPr>
+          <w:rFonts w:ascii="Times New Roman" w:hAnsi="Times New Roman" w:cs="Times New Roman"/>
+          <w:sz w:val="22"/>
+          <w:szCs w:val="22"/>
+        </w:rPr>
+        <w:t xml:space="preserve">as de position </w:t>
+      </w:r>
+      <w:r>
+        <w:rPr>
+          <w:rFonts w:ascii="Times New Roman" w:hAnsi="Times New Roman" w:cs="Times New Roman"/>
+          <w:sz w:val="22"/>
+          <w:szCs w:val="22"/>
+        </w:rPr>
+        <w:t xml:space="preserve">quand il prédit une baisse. </w:t>
+      </w:r>
+    </w:p>
+    <w:p>
+      <w:pPr>
+        <w:spacing w:line="360" w:lineRule="auto"/>
+        <w:jc w:val="both"/>
+        <w:rPr>
+          <w:rFonts w:ascii="Times New Roman" w:hAnsi="Times New Roman" w:cs="Times New Roman"/>
+          <w:sz w:val="22"/>
+          <w:szCs w:val="22"/>
+        </w:rPr>
+      </w:pPr>
+      <w:r>
+        <w:rPr>
+          <w:rFonts w:ascii="Times New Roman" w:hAnsi="Times New Roman" w:cs="Times New Roman"/>
+          <w:sz w:val="22"/>
+          <w:szCs w:val="22"/>
+        </w:rPr>
+        <w:t xml:space="preserve">Sur la période de test (environ 700 bougies de 5 minutes, soit approximativement 9 jours de trading), la stratégie génère 194 </w:t>
+      </w:r>
+      <w:proofErr w:type="spellStart"/>
+      <w:r>
+        <w:rPr>
+          <w:rFonts w:ascii="Times New Roman" w:hAnsi="Times New Roman" w:cs="Times New Roman"/>
+          <w:sz w:val="22"/>
+          <w:szCs w:val="22"/>
+        </w:rPr>
+        <w:t>trades</w:t>
+      </w:r>
+      <w:proofErr w:type="spellEnd"/>
+      <w:r>
+        <w:rPr>
+          <w:rFonts w:ascii="Times New Roman" w:hAnsi="Times New Roman" w:cs="Times New Roman"/>
+          <w:sz w:val="22"/>
+          <w:szCs w:val="22"/>
+        </w:rPr>
+        <w:t xml:space="preserve">, soit environ 21 </w:t>
+      </w:r>
+      <w:proofErr w:type="spellStart"/>
+      <w:r>
+        <w:rPr>
+          <w:rFonts w:ascii="Times New Roman" w:hAnsi="Times New Roman" w:cs="Times New Roman"/>
+          <w:sz w:val="22"/>
+          <w:szCs w:val="22"/>
+        </w:rPr>
+        <w:t>trades</w:t>
+      </w:r>
+      <w:proofErr w:type="spellEnd"/>
+      <w:r>
+        <w:rPr>
+          <w:rFonts w:ascii="Times New Roman" w:hAnsi="Times New Roman" w:cs="Times New Roman"/>
+          <w:sz w:val="22"/>
+          <w:szCs w:val="22"/>
+        </w:rPr>
+        <w:t xml:space="preserve"> par jour. Ce nombre élevé s'explique par le fait que le modèle change fréquemment d'avis.</w:t>
+      </w:r>
+    </w:p>
+    <w:p>
+      <w:pPr>
+        <w:spacing w:line="360" w:lineRule="auto"/>
+        <w:jc w:val="both"/>
+        <w:rPr>
+          <w:rFonts w:ascii="Times New Roman" w:hAnsi="Times New Roman" w:cs="Times New Roman"/>
+          <w:sz w:val="22"/>
+          <w:szCs w:val="22"/>
+        </w:rPr>
+      </w:pPr>
+      <w:r>
+        <w:rPr>
+          <w:rFonts w:ascii="Times New Roman" w:hAnsi="Times New Roman" w:cs="Times New Roman"/>
+          <w:sz w:val="22"/>
+          <w:szCs w:val="22"/>
+        </w:rPr>
         <w:t xml:space="preserve">La stratégie génère un rendement positif de +7.34%. L'écart de 1.32% avec le </w:t>
       </w:r>
       <w:proofErr w:type="spellStart"/>
@@ -6412,31 +6923,7 @@
           <w:sz w:val="22"/>
           <w:szCs w:val="22"/>
         </w:rPr>
-        <w:t xml:space="preserve"> &amp; Hold</w:t>
-      </w:r>
-      <w:r>
-        <w:rPr>
-          <w:rFonts w:ascii="Times New Roman" w:hAnsi="Times New Roman" w:cs="Times New Roman"/>
-          <w:sz w:val="22"/>
-          <w:szCs w:val="22"/>
-        </w:rPr>
-        <w:t xml:space="preserve"> (+8.66%) s’explique</w:t>
-      </w:r>
-      <w:r>
-        <w:rPr>
-          <w:rFonts w:ascii="Times New Roman" w:hAnsi="Times New Roman" w:cs="Times New Roman"/>
-          <w:sz w:val="22"/>
-          <w:szCs w:val="22"/>
-        </w:rPr>
-        <w:t xml:space="preserve"> principalement par les 194</w:t>
-      </w:r>
-      <w:r>
-        <w:rPr>
-          <w:rFonts w:ascii="Times New Roman" w:hAnsi="Times New Roman" w:cs="Times New Roman"/>
-          <w:sz w:val="22"/>
-          <w:szCs w:val="22"/>
-        </w:rPr>
-        <w:t xml:space="preserve"> </w:t>
+        <w:t xml:space="preserve"> &amp; Hold (+8.66%) s’explique principalement par les 194 </w:t>
       </w:r>
       <w:proofErr w:type="spellStart"/>
       <w:r>
@@ -6454,15 +6941,7 @@
           <w:sz w:val="22"/>
           <w:szCs w:val="22"/>
         </w:rPr>
-        <w:t xml:space="preserve"> et les coûts de transaction associés. Une amélioration via des seuils de probabilité </w:t>
-      </w:r>
-      <w:r>
-        <w:rPr>
-          <w:rFonts w:ascii="Times New Roman" w:hAnsi="Times New Roman" w:cs="Times New Roman"/>
-          <w:sz w:val="22"/>
-          <w:szCs w:val="22"/>
-        </w:rPr>
-        <w:t>« </w:t>
+        <w:t xml:space="preserve"> et les coûts de transaction associés. Une amélioration via des seuils de probabilité « </w:t>
       </w:r>
       <w:proofErr w:type="spellStart"/>
       <w:r>
@@ -6480,15 +6959,7 @@
           <w:sz w:val="22"/>
           <w:szCs w:val="22"/>
         </w:rPr>
-        <w:t> »</w:t>
-      </w:r>
-      <w:r>
-        <w:rPr>
-          <w:rFonts w:ascii="Times New Roman" w:hAnsi="Times New Roman" w:cs="Times New Roman"/>
-          <w:sz w:val="22"/>
-          <w:szCs w:val="22"/>
-        </w:rPr>
-        <w:t xml:space="preserve"> permettrait de réduire le nombre de </w:t>
+        <w:t xml:space="preserve"> » permettrait de réduire le nombre de </w:t>
       </w:r>
       <w:proofErr w:type="spellStart"/>
       <w:r>
@@ -6530,6 +7001,7 @@
     <w:p>
       <w:pPr>
         <w:pStyle w:val="Titre1"/>
+        <w:spacing w:line="360" w:lineRule="auto"/>
         <w:rPr>
           <w:rFonts w:ascii="Times New Roman" w:hAnsi="Times New Roman" w:cs="Times New Roman"/>
           <w:b/>
@@ -6553,6 +7025,7 @@
     </w:p>
     <w:p>
       <w:pPr>
+        <w:spacing w:line="360" w:lineRule="auto"/>
         <w:jc w:val="both"/>
         <w:rPr>
           <w:rFonts w:ascii="Times New Roman" w:hAnsi="Times New Roman" w:cs="Times New Roman"/>
@@ -6644,6 +7117,7 @@
     <w:p>
       <w:pPr>
         <w:pStyle w:val="Titre2"/>
+        <w:spacing w:line="360" w:lineRule="auto"/>
         <w:rPr>
           <w:rFonts w:ascii="Times New Roman" w:hAnsi="Times New Roman" w:cs="Times New Roman"/>
           <w:b/>
@@ -6667,6 +7141,7 @@
     </w:p>
     <w:p>
       <w:pPr>
+        <w:spacing w:line="360" w:lineRule="auto"/>
         <w:jc w:val="both"/>
         <w:rPr>
           <w:rFonts w:ascii="Times New Roman" w:hAnsi="Times New Roman" w:cs="Times New Roman"/>
@@ -6677,6 +7152,7 @@
       <w:r>
         <w:rPr>
           <w:rFonts w:ascii="Times New Roman" w:hAnsi="Times New Roman" w:cs="Times New Roman"/>
+          <w:noProof/>
           <w:sz w:val="22"/>
           <w:szCs w:val="22"/>
         </w:rPr>
@@ -6720,6 +7196,7 @@
     <w:p>
       <w:pPr>
         <w:pStyle w:val="Titre2"/>
+        <w:spacing w:line="360" w:lineRule="auto"/>
         <w:rPr>
           <w:rFonts w:ascii="Times New Roman" w:hAnsi="Times New Roman" w:cs="Times New Roman"/>
           <w:b/>
@@ -6738,11 +7215,13 @@
           <w:sz w:val="24"/>
           <w:szCs w:val="24"/>
         </w:rPr>
+        <w:lastRenderedPageBreak/>
         <w:t>6.2 Commentaire généré</w:t>
       </w:r>
     </w:p>
     <w:p>
       <w:pPr>
+        <w:spacing w:line="360" w:lineRule="auto"/>
         <w:jc w:val="both"/>
         <w:rPr>
           <w:rFonts w:ascii="Times New Roman" w:hAnsi="Times New Roman" w:cs="Times New Roman"/>
@@ -6774,19 +7253,12 @@
           <w:sz w:val="22"/>
           <w:szCs w:val="22"/>
         </w:rPr>
-        <w:t xml:space="preserve"> :</w:t>
-      </w:r>
-      <w:r>
-        <w:rPr>
-          <w:rFonts w:ascii="Times New Roman" w:hAnsi="Times New Roman" w:cs="Times New Roman"/>
-          <w:sz w:val="22"/>
-          <w:szCs w:val="22"/>
-        </w:rPr>
-        <w:t xml:space="preserve"> </w:t>
-      </w:r>
-    </w:p>
-    <w:p>
-      <w:pPr>
+        <w:t xml:space="preserve"> : </w:t>
+      </w:r>
+    </w:p>
+    <w:p>
+      <w:pPr>
+        <w:spacing w:line="360" w:lineRule="auto"/>
         <w:ind w:firstLine="708"/>
         <w:jc w:val="both"/>
         <w:rPr>
@@ -6908,6 +7380,7 @@
     </w:p>
     <w:p>
       <w:pPr>
+        <w:spacing w:line="360" w:lineRule="auto"/>
         <w:ind w:firstLine="708"/>
         <w:jc w:val="both"/>
         <w:rPr>
@@ -6993,6 +7466,7 @@
     </w:p>
     <w:p>
       <w:pPr>
+        <w:spacing w:line="360" w:lineRule="auto"/>
         <w:jc w:val="both"/>
         <w:rPr>
           <w:rFonts w:ascii="Times New Roman" w:hAnsi="Times New Roman" w:cs="Times New Roman"/>
@@ -7011,6 +7485,7 @@
     </w:p>
     <w:p>
       <w:pPr>
+        <w:spacing w:line="360" w:lineRule="auto"/>
         <w:jc w:val="both"/>
         <w:rPr>
           <w:rFonts w:ascii="Times New Roman" w:hAnsi="Times New Roman" w:cs="Times New Roman"/>
@@ -7022,6 +7497,7 @@
     <w:p>
       <w:pPr>
         <w:pStyle w:val="Titre1"/>
+        <w:spacing w:line="360" w:lineRule="auto"/>
         <w:rPr>
           <w:rFonts w:ascii="Times New Roman" w:hAnsi="Times New Roman" w:cs="Times New Roman"/>
           <w:b/>
@@ -7040,7 +7516,6 @@
           <w:sz w:val="28"/>
           <w:szCs w:val="28"/>
         </w:rPr>
-        <w:lastRenderedPageBreak/>
         <w:t>7. Framework Technique</w:t>
       </w:r>
     </w:p>
@@ -7051,9 +7526,9 @@
         <w:tblLook w:val="04A0" w:firstRow="1" w:lastRow="0" w:firstColumn="1" w:lastColumn="0" w:noHBand="0" w:noVBand="1"/>
       </w:tblPr>
       <w:tblGrid>
-        <w:gridCol w:w="3020"/>
-        <w:gridCol w:w="3021"/>
-        <w:gridCol w:w="3021"/>
+        <w:gridCol w:w="2907"/>
+        <w:gridCol w:w="2891"/>
+        <w:gridCol w:w="2922"/>
       </w:tblGrid>
       <w:tr>
         <w:tc>
@@ -7062,6 +7537,7 @@
           </w:tcPr>
           <w:p>
             <w:pPr>
+              <w:spacing w:line="360" w:lineRule="auto"/>
               <w:jc w:val="both"/>
               <w:rPr>
                 <w:rFonts w:ascii="Times New Roman" w:hAnsi="Times New Roman" w:cs="Times New Roman"/>
@@ -7089,6 +7565,7 @@
           </w:tcPr>
           <w:p>
             <w:pPr>
+              <w:spacing w:line="360" w:lineRule="auto"/>
               <w:jc w:val="both"/>
               <w:rPr>
                 <w:rFonts w:ascii="Times New Roman" w:hAnsi="Times New Roman" w:cs="Times New Roman"/>
@@ -7116,6 +7593,7 @@
           </w:tcPr>
           <w:p>
             <w:pPr>
+              <w:spacing w:line="360" w:lineRule="auto"/>
               <w:jc w:val="both"/>
               <w:rPr>
                 <w:rFonts w:ascii="Times New Roman" w:hAnsi="Times New Roman" w:cs="Times New Roman"/>
@@ -7145,6 +7623,7 @@
           </w:tcPr>
           <w:p>
             <w:pPr>
+              <w:spacing w:line="360" w:lineRule="auto"/>
               <w:jc w:val="both"/>
               <w:rPr>
                 <w:rFonts w:ascii="Times New Roman" w:hAnsi="Times New Roman" w:cs="Times New Roman"/>
@@ -7168,28 +7647,21 @@
           </w:tcPr>
           <w:p>
             <w:pPr>
-              <w:jc w:val="both"/>
-              <w:rPr>
-                <w:rFonts w:ascii="Times New Roman" w:hAnsi="Times New Roman" w:cs="Times New Roman"/>
-                <w:sz w:val="22"/>
-                <w:szCs w:val="22"/>
-              </w:rPr>
-            </w:pPr>
-            <w:r>
-              <w:rPr>
-                <w:rFonts w:ascii="Times New Roman" w:hAnsi="Times New Roman" w:cs="Times New Roman"/>
-                <w:sz w:val="22"/>
-                <w:szCs w:val="22"/>
-              </w:rPr>
-              <w:t>Python 3.11</w:t>
-            </w:r>
-            <w:r>
-              <w:rPr>
-                <w:rFonts w:ascii="Times New Roman" w:hAnsi="Times New Roman" w:cs="Times New Roman"/>
-                <w:sz w:val="22"/>
-                <w:szCs w:val="22"/>
-              </w:rPr>
-              <w:t xml:space="preserve"> (via VSCODE + </w:t>
+              <w:spacing w:line="360" w:lineRule="auto"/>
+              <w:jc w:val="both"/>
+              <w:rPr>
+                <w:rFonts w:ascii="Times New Roman" w:hAnsi="Times New Roman" w:cs="Times New Roman"/>
+                <w:sz w:val="22"/>
+                <w:szCs w:val="22"/>
+              </w:rPr>
+            </w:pPr>
+            <w:r>
+              <w:rPr>
+                <w:rFonts w:ascii="Times New Roman" w:hAnsi="Times New Roman" w:cs="Times New Roman"/>
+                <w:sz w:val="22"/>
+                <w:szCs w:val="22"/>
+              </w:rPr>
+              <w:t xml:space="preserve">Python 3.11 (via VSCODE + </w:t>
             </w:r>
             <w:proofErr w:type="spellStart"/>
             <w:r>
@@ -7217,6 +7689,7 @@
           </w:tcPr>
           <w:p>
             <w:pPr>
+              <w:spacing w:line="360" w:lineRule="auto"/>
               <w:jc w:val="both"/>
               <w:rPr>
                 <w:rFonts w:ascii="Times New Roman" w:hAnsi="Times New Roman" w:cs="Times New Roman"/>
@@ -7242,6 +7715,7 @@
           </w:tcPr>
           <w:p>
             <w:pPr>
+              <w:spacing w:line="360" w:lineRule="auto"/>
               <w:jc w:val="both"/>
               <w:rPr>
                 <w:rFonts w:ascii="Times New Roman" w:hAnsi="Times New Roman" w:cs="Times New Roman"/>
@@ -7265,6 +7739,7 @@
           </w:tcPr>
           <w:p>
             <w:pPr>
+              <w:spacing w:line="360" w:lineRule="auto"/>
               <w:jc w:val="both"/>
               <w:rPr>
                 <w:rFonts w:ascii="Times New Roman" w:hAnsi="Times New Roman" w:cs="Times New Roman"/>
@@ -7292,6 +7767,7 @@
           </w:tcPr>
           <w:p>
             <w:pPr>
+              <w:spacing w:line="360" w:lineRule="auto"/>
               <w:jc w:val="both"/>
               <w:rPr>
                 <w:rFonts w:ascii="Times New Roman" w:hAnsi="Times New Roman" w:cs="Times New Roman"/>
@@ -7317,6 +7793,7 @@
           </w:tcPr>
           <w:p>
             <w:pPr>
+              <w:spacing w:line="360" w:lineRule="auto"/>
               <w:jc w:val="both"/>
               <w:rPr>
                 <w:rFonts w:ascii="Times New Roman" w:hAnsi="Times New Roman" w:cs="Times New Roman"/>
@@ -7340,6 +7817,7 @@
           </w:tcPr>
           <w:p>
             <w:pPr>
+              <w:spacing w:line="360" w:lineRule="auto"/>
               <w:jc w:val="both"/>
               <w:rPr>
                 <w:rFonts w:ascii="Times New Roman" w:hAnsi="Times New Roman" w:cs="Times New Roman"/>
@@ -7383,6 +7861,7 @@
           </w:tcPr>
           <w:p>
             <w:pPr>
+              <w:spacing w:line="360" w:lineRule="auto"/>
               <w:jc w:val="both"/>
               <w:rPr>
                 <w:rFonts w:ascii="Times New Roman" w:hAnsi="Times New Roman" w:cs="Times New Roman"/>
@@ -7408,6 +7887,7 @@
           </w:tcPr>
           <w:p>
             <w:pPr>
+              <w:spacing w:line="360" w:lineRule="auto"/>
               <w:jc w:val="both"/>
               <w:rPr>
                 <w:rFonts w:ascii="Times New Roman" w:hAnsi="Times New Roman" w:cs="Times New Roman"/>
@@ -7431,6 +7911,7 @@
           </w:tcPr>
           <w:p>
             <w:pPr>
+              <w:spacing w:line="360" w:lineRule="auto"/>
               <w:jc w:val="both"/>
               <w:rPr>
                 <w:rFonts w:ascii="Times New Roman" w:hAnsi="Times New Roman" w:cs="Times New Roman"/>
@@ -7466,6 +7947,7 @@
           </w:tcPr>
           <w:p>
             <w:pPr>
+              <w:spacing w:line="360" w:lineRule="auto"/>
               <w:jc w:val="both"/>
               <w:rPr>
                 <w:rFonts w:ascii="Times New Roman" w:hAnsi="Times New Roman" w:cs="Times New Roman"/>
@@ -7509,6 +7991,7 @@
           </w:tcPr>
           <w:p>
             <w:pPr>
+              <w:spacing w:line="360" w:lineRule="auto"/>
               <w:jc w:val="both"/>
               <w:rPr>
                 <w:rFonts w:ascii="Times New Roman" w:hAnsi="Times New Roman" w:cs="Times New Roman"/>
@@ -7532,6 +8015,7 @@
           </w:tcPr>
           <w:p>
             <w:pPr>
+              <w:spacing w:line="360" w:lineRule="auto"/>
               <w:jc w:val="both"/>
               <w:rPr>
                 <w:rFonts w:ascii="Times New Roman" w:hAnsi="Times New Roman" w:cs="Times New Roman"/>
@@ -7557,6 +8041,7 @@
           </w:tcPr>
           <w:p>
             <w:pPr>
+              <w:spacing w:line="360" w:lineRule="auto"/>
               <w:jc w:val="both"/>
               <w:rPr>
                 <w:rFonts w:ascii="Times New Roman" w:hAnsi="Times New Roman" w:cs="Times New Roman"/>
@@ -7582,6 +8067,7 @@
           </w:tcPr>
           <w:p>
             <w:pPr>
+              <w:spacing w:line="360" w:lineRule="auto"/>
               <w:jc w:val="both"/>
               <w:rPr>
                 <w:rFonts w:ascii="Times New Roman" w:hAnsi="Times New Roman" w:cs="Times New Roman"/>
@@ -7605,6 +8091,7 @@
           </w:tcPr>
           <w:p>
             <w:pPr>
+              <w:spacing w:line="360" w:lineRule="auto"/>
               <w:jc w:val="both"/>
               <w:rPr>
                 <w:rFonts w:ascii="Times New Roman" w:hAnsi="Times New Roman" w:cs="Times New Roman"/>
@@ -7638,6 +8125,7 @@
           </w:tcPr>
           <w:p>
             <w:pPr>
+              <w:spacing w:line="360" w:lineRule="auto"/>
               <w:jc w:val="both"/>
               <w:rPr>
                 <w:rFonts w:ascii="Times New Roman" w:hAnsi="Times New Roman" w:cs="Times New Roman"/>
@@ -7663,6 +8151,7 @@
           </w:tcPr>
           <w:p>
             <w:pPr>
+              <w:spacing w:line="360" w:lineRule="auto"/>
               <w:jc w:val="both"/>
               <w:rPr>
                 <w:rFonts w:ascii="Times New Roman" w:hAnsi="Times New Roman" w:cs="Times New Roman"/>
@@ -7686,6 +8175,7 @@
           </w:tcPr>
           <w:p>
             <w:pPr>
+              <w:spacing w:line="360" w:lineRule="auto"/>
               <w:jc w:val="both"/>
               <w:rPr>
                 <w:rFonts w:ascii="Times New Roman" w:hAnsi="Times New Roman" w:cs="Times New Roman"/>
@@ -7713,6 +8203,7 @@
           </w:tcPr>
           <w:p>
             <w:pPr>
+              <w:spacing w:line="360" w:lineRule="auto"/>
               <w:jc w:val="both"/>
               <w:rPr>
                 <w:rFonts w:ascii="Times New Roman" w:hAnsi="Times New Roman" w:cs="Times New Roman"/>
@@ -7738,6 +8229,7 @@
           </w:tcPr>
           <w:p>
             <w:pPr>
+              <w:spacing w:line="360" w:lineRule="auto"/>
               <w:jc w:val="both"/>
               <w:rPr>
                 <w:rFonts w:ascii="Times New Roman" w:hAnsi="Times New Roman" w:cs="Times New Roman"/>
@@ -7761,6 +8253,7 @@
           </w:tcPr>
           <w:p>
             <w:pPr>
+              <w:spacing w:line="360" w:lineRule="auto"/>
               <w:jc w:val="both"/>
               <w:rPr>
                 <w:rFonts w:ascii="Times New Roman" w:hAnsi="Times New Roman" w:cs="Times New Roman"/>
@@ -7786,6 +8279,7 @@
           </w:tcPr>
           <w:p>
             <w:pPr>
+              <w:spacing w:line="360" w:lineRule="auto"/>
               <w:jc w:val="both"/>
               <w:rPr>
                 <w:rFonts w:ascii="Times New Roman" w:hAnsi="Times New Roman" w:cs="Times New Roman"/>
@@ -7811,6 +8305,7 @@
           </w:tcPr>
           <w:p>
             <w:pPr>
+              <w:spacing w:line="360" w:lineRule="auto"/>
               <w:jc w:val="both"/>
               <w:rPr>
                 <w:rFonts w:ascii="Times New Roman" w:hAnsi="Times New Roman" w:cs="Times New Roman"/>
@@ -7834,6 +8329,7 @@
           </w:tcPr>
           <w:p>
             <w:pPr>
+              <w:spacing w:line="360" w:lineRule="auto"/>
               <w:jc w:val="both"/>
               <w:rPr>
                 <w:rFonts w:ascii="Times New Roman" w:hAnsi="Times New Roman" w:cs="Times New Roman"/>
@@ -7857,6 +8353,7 @@
           </w:tcPr>
           <w:p>
             <w:pPr>
+              <w:spacing w:line="360" w:lineRule="auto"/>
               <w:jc w:val="both"/>
               <w:rPr>
                 <w:rFonts w:ascii="Times New Roman" w:hAnsi="Times New Roman" w:cs="Times New Roman"/>
@@ -7878,6 +8375,7 @@
     </w:tbl>
     <w:p>
       <w:pPr>
+        <w:spacing w:line="360" w:lineRule="auto"/>
         <w:jc w:val="both"/>
         <w:rPr>
           <w:rFonts w:ascii="Times New Roman" w:hAnsi="Times New Roman" w:cs="Times New Roman"/>
@@ -7889,6 +8387,7 @@
     <w:p>
       <w:pPr>
         <w:pStyle w:val="Titre2"/>
+        <w:spacing w:line="360" w:lineRule="auto"/>
         <w:rPr>
           <w:rFonts w:ascii="Times New Roman" w:hAnsi="Times New Roman" w:cs="Times New Roman"/>
           <w:b/>
@@ -7907,11 +8406,13 @@
           <w:sz w:val="24"/>
           <w:szCs w:val="24"/>
         </w:rPr>
+        <w:lastRenderedPageBreak/>
         <w:t>7.1 Reproductibilité</w:t>
       </w:r>
     </w:p>
     <w:p>
       <w:pPr>
+        <w:spacing w:line="360" w:lineRule="auto"/>
         <w:jc w:val="both"/>
         <w:rPr>
           <w:rFonts w:ascii="Times New Roman" w:hAnsi="Times New Roman" w:cs="Times New Roman"/>
@@ -7925,15 +8426,7 @@
           <w:sz w:val="22"/>
           <w:szCs w:val="22"/>
         </w:rPr>
-        <w:t>Comme expliqué précédemment, l</w:t>
-      </w:r>
-      <w:r>
-        <w:rPr>
-          <w:rFonts w:ascii="Times New Roman" w:hAnsi="Times New Roman" w:cs="Times New Roman"/>
-          <w:sz w:val="22"/>
-          <w:szCs w:val="22"/>
-        </w:rPr>
-        <w:t xml:space="preserve">a reproductibilité des résultats est assurée par la fixation de la </w:t>
+        <w:t xml:space="preserve">Comme expliqué précédemment, la reproductibilité des résultats est assurée par la fixation de la </w:t>
       </w:r>
       <w:proofErr w:type="spellStart"/>
       <w:r>
@@ -8029,6 +8522,7 @@
     <w:p>
       <w:pPr>
         <w:pStyle w:val="Titre1"/>
+        <w:spacing w:line="360" w:lineRule="auto"/>
         <w:rPr>
           <w:rFonts w:ascii="Times New Roman" w:hAnsi="Times New Roman" w:cs="Times New Roman"/>
           <w:b/>
@@ -8053,6 +8547,7 @@
     <w:p>
       <w:pPr>
         <w:pStyle w:val="Titre2"/>
+        <w:spacing w:line="360" w:lineRule="auto"/>
         <w:rPr>
           <w:rFonts w:ascii="Times New Roman" w:hAnsi="Times New Roman" w:cs="Times New Roman"/>
           <w:b/>
@@ -8076,6 +8571,7 @@
     </w:p>
     <w:p>
       <w:pPr>
+        <w:spacing w:line="360" w:lineRule="auto"/>
         <w:ind w:left="708"/>
         <w:jc w:val="both"/>
         <w:rPr>
@@ -8095,6 +8591,7 @@
     </w:p>
     <w:p>
       <w:pPr>
+        <w:spacing w:line="360" w:lineRule="auto"/>
         <w:ind w:left="708"/>
         <w:jc w:val="both"/>
         <w:rPr>
@@ -8150,6 +8647,7 @@
     </w:p>
     <w:p>
       <w:pPr>
+        <w:spacing w:line="360" w:lineRule="auto"/>
         <w:ind w:left="708"/>
         <w:jc w:val="both"/>
         <w:rPr>
@@ -8187,6 +8685,7 @@
     </w:p>
     <w:p>
       <w:pPr>
+        <w:spacing w:line="360" w:lineRule="auto"/>
         <w:ind w:left="708"/>
         <w:jc w:val="both"/>
         <w:rPr>
@@ -8224,6 +8723,7 @@
     </w:p>
     <w:p>
       <w:pPr>
+        <w:spacing w:line="360" w:lineRule="auto"/>
         <w:ind w:left="708"/>
         <w:jc w:val="both"/>
         <w:rPr>
@@ -8244,6 +8744,7 @@
     <w:p>
       <w:pPr>
         <w:pStyle w:val="Titre2"/>
+        <w:spacing w:line="360" w:lineRule="auto"/>
         <w:rPr>
           <w:rFonts w:ascii="Times New Roman" w:hAnsi="Times New Roman" w:cs="Times New Roman"/>
           <w:b/>
@@ -8267,6 +8768,7 @@
     </w:p>
     <w:p>
       <w:pPr>
+        <w:spacing w:line="360" w:lineRule="auto"/>
         <w:ind w:left="708"/>
         <w:jc w:val="both"/>
         <w:rPr>
@@ -8297,15 +8799,23 @@
           <w:sz w:val="22"/>
           <w:szCs w:val="22"/>
         </w:rPr>
-        <w:t xml:space="preserve"> via les fichiers Euronext pour un historique plus représentatif. </w:t>
-      </w:r>
-      <w:r>
-        <w:rPr>
-          <w:rFonts w:ascii="Times New Roman" w:hAnsi="Times New Roman" w:cs="Times New Roman"/>
-          <w:sz w:val="22"/>
-          <w:szCs w:val="22"/>
-        </w:rPr>
-        <w:t>Nous avions initialement démarré avec les données hautes fréquences pour LVMH. Cependant, par manque de datas nous avons poursuivi avec AAPL</w:t>
+        <w:t xml:space="preserve"> via les fichiers Euronext pour un historique plus représentatif. Nous avions initialement démarré avec les données haute fréquences pour LVMH. Cependant, par manque de </w:t>
+      </w:r>
+      <w:r>
+        <w:rPr>
+          <w:rFonts w:ascii="Times New Roman" w:hAnsi="Times New Roman" w:cs="Times New Roman"/>
+          <w:sz w:val="22"/>
+          <w:szCs w:val="22"/>
+        </w:rPr>
+        <w:t>données</w:t>
+      </w:r>
+      <w:r>
+        <w:rPr>
+          <w:rFonts w:ascii="Times New Roman" w:hAnsi="Times New Roman" w:cs="Times New Roman"/>
+          <w:sz w:val="22"/>
+          <w:szCs w:val="22"/>
+        </w:rPr>
+        <w:t xml:space="preserve"> nous avons poursuivi avec AAPL</w:t>
       </w:r>
       <w:r>
         <w:rPr>
@@ -8318,6 +8828,7 @@
     </w:p>
     <w:p>
       <w:pPr>
+        <w:spacing w:line="360" w:lineRule="auto"/>
         <w:ind w:left="708"/>
         <w:jc w:val="both"/>
         <w:rPr>
@@ -8355,6 +8866,7 @@
     </w:p>
     <w:p>
       <w:pPr>
+        <w:spacing w:line="360" w:lineRule="auto"/>
         <w:ind w:left="708"/>
         <w:jc w:val="both"/>
         <w:rPr>
@@ -8426,6 +8938,7 @@
     </w:p>
     <w:p>
       <w:pPr>
+        <w:spacing w:line="360" w:lineRule="auto"/>
         <w:ind w:left="708"/>
         <w:jc w:val="both"/>
         <w:rPr>
@@ -8440,13 +8953,13 @@
           <w:sz w:val="22"/>
           <w:szCs w:val="22"/>
         </w:rPr>
-        <w:lastRenderedPageBreak/>
         <w:t>• Extension multi-actifs : généraliser le pipeline à un portefeuille d'actions pour calculer un SCR marché dynamique sous Solvabilité II.</w:t>
       </w:r>
     </w:p>
     <w:p>
       <w:pPr>
         <w:pStyle w:val="Titre1"/>
+        <w:spacing w:line="360" w:lineRule="auto"/>
         <w:rPr>
           <w:rFonts w:ascii="Times New Roman" w:hAnsi="Times New Roman" w:cs="Times New Roman"/>
           <w:b/>
@@ -8465,11 +8978,382 @@
           <w:sz w:val="28"/>
           <w:szCs w:val="28"/>
         </w:rPr>
-        <w:t>9. Bibliographie</w:t>
-      </w:r>
-    </w:p>
-    <w:p>
-      <w:pPr>
+        <w:lastRenderedPageBreak/>
+        <w:t>9.</w:t>
+      </w:r>
+      <w:r>
+        <w:rPr>
+          <w:rFonts w:ascii="Times New Roman" w:hAnsi="Times New Roman" w:cs="Times New Roman"/>
+          <w:b/>
+          <w:bCs/>
+          <w:color w:val="auto"/>
+          <w:sz w:val="28"/>
+          <w:szCs w:val="28"/>
+        </w:rPr>
+        <w:t xml:space="preserve"> </w:t>
+      </w:r>
+      <w:r>
+        <w:rPr>
+          <w:rFonts w:ascii="Times New Roman" w:hAnsi="Times New Roman" w:cs="Times New Roman"/>
+          <w:b/>
+          <w:bCs/>
+          <w:color w:val="auto"/>
+          <w:sz w:val="28"/>
+          <w:szCs w:val="28"/>
+        </w:rPr>
+        <w:t>Conclusion</w:t>
+      </w:r>
+    </w:p>
+    <w:p>
+      <w:pPr>
+        <w:spacing w:line="360" w:lineRule="auto"/>
+        <w:jc w:val="both"/>
+        <w:rPr>
+          <w:rFonts w:ascii="Times New Roman" w:hAnsi="Times New Roman" w:cs="Times New Roman"/>
+          <w:sz w:val="22"/>
+          <w:szCs w:val="22"/>
+        </w:rPr>
+      </w:pPr>
+      <w:r>
+        <w:rPr>
+          <w:rFonts w:ascii="Times New Roman" w:hAnsi="Times New Roman" w:cs="Times New Roman"/>
+          <w:sz w:val="22"/>
+          <w:szCs w:val="22"/>
+        </w:rPr>
+        <w:t xml:space="preserve">Ce projet démontre la faisabilité d'un pipeline complet de prédiction </w:t>
+      </w:r>
+      <w:proofErr w:type="spellStart"/>
+      <w:r>
+        <w:rPr>
+          <w:rFonts w:ascii="Times New Roman" w:hAnsi="Times New Roman" w:cs="Times New Roman"/>
+          <w:sz w:val="22"/>
+          <w:szCs w:val="22"/>
+        </w:rPr>
+        <w:t>intraday</w:t>
+      </w:r>
+      <w:proofErr w:type="spellEnd"/>
+      <w:r>
+        <w:rPr>
+          <w:rFonts w:ascii="Times New Roman" w:hAnsi="Times New Roman" w:cs="Times New Roman"/>
+          <w:sz w:val="22"/>
+          <w:szCs w:val="22"/>
+        </w:rPr>
+        <w:t xml:space="preserve"> avec des outils open-source et des données publiques gratuites.</w:t>
+      </w:r>
+    </w:p>
+    <w:p>
+      <w:pPr>
+        <w:spacing w:line="360" w:lineRule="auto"/>
+        <w:jc w:val="both"/>
+        <w:rPr>
+          <w:rFonts w:ascii="Times New Roman" w:hAnsi="Times New Roman" w:cs="Times New Roman"/>
+          <w:sz w:val="22"/>
+          <w:szCs w:val="22"/>
+        </w:rPr>
+      </w:pPr>
+      <w:r>
+        <w:rPr>
+          <w:rFonts w:ascii="Times New Roman" w:hAnsi="Times New Roman" w:cs="Times New Roman"/>
+          <w:sz w:val="22"/>
+          <w:szCs w:val="22"/>
+        </w:rPr>
+        <w:t xml:space="preserve">Les trois résultats clés sont les suivants. </w:t>
+      </w:r>
+    </w:p>
+    <w:p>
+      <w:pPr>
+        <w:spacing w:line="360" w:lineRule="auto"/>
+        <w:jc w:val="both"/>
+        <w:rPr>
+          <w:rFonts w:ascii="Times New Roman" w:hAnsi="Times New Roman" w:cs="Times New Roman"/>
+          <w:sz w:val="22"/>
+          <w:szCs w:val="22"/>
+        </w:rPr>
+      </w:pPr>
+      <w:r>
+        <w:rPr>
+          <w:rFonts w:ascii="Times New Roman" w:hAnsi="Times New Roman" w:cs="Times New Roman"/>
+          <w:sz w:val="22"/>
+          <w:szCs w:val="22"/>
+        </w:rPr>
+        <w:t xml:space="preserve">Premièrement, la progression </w:t>
+      </w:r>
+      <w:proofErr w:type="spellStart"/>
+      <w:r>
+        <w:rPr>
+          <w:rFonts w:ascii="Times New Roman" w:hAnsi="Times New Roman" w:cs="Times New Roman"/>
+          <w:sz w:val="22"/>
+          <w:szCs w:val="22"/>
+        </w:rPr>
+        <w:t>Logistic</w:t>
+      </w:r>
+      <w:proofErr w:type="spellEnd"/>
+      <w:r>
+        <w:rPr>
+          <w:rFonts w:ascii="Times New Roman" w:hAnsi="Times New Roman" w:cs="Times New Roman"/>
+          <w:sz w:val="22"/>
+          <w:szCs w:val="22"/>
+        </w:rPr>
+        <w:t xml:space="preserve"> </w:t>
+      </w:r>
+      <w:proofErr w:type="spellStart"/>
+      <w:r>
+        <w:rPr>
+          <w:rFonts w:ascii="Times New Roman" w:hAnsi="Times New Roman" w:cs="Times New Roman"/>
+          <w:sz w:val="22"/>
+          <w:szCs w:val="22"/>
+        </w:rPr>
+        <w:t>Regression</w:t>
+      </w:r>
+      <w:proofErr w:type="spellEnd"/>
+      <w:r>
+        <w:rPr>
+          <w:rFonts w:ascii="Times New Roman" w:hAnsi="Times New Roman" w:cs="Times New Roman"/>
+          <w:sz w:val="22"/>
+          <w:szCs w:val="22"/>
+        </w:rPr>
+        <w:t xml:space="preserve"> (50.71%) → </w:t>
+      </w:r>
+      <w:proofErr w:type="spellStart"/>
+      <w:r>
+        <w:rPr>
+          <w:rFonts w:ascii="Times New Roman" w:hAnsi="Times New Roman" w:cs="Times New Roman"/>
+          <w:sz w:val="22"/>
+          <w:szCs w:val="22"/>
+        </w:rPr>
+        <w:t>Random</w:t>
+      </w:r>
+      <w:proofErr w:type="spellEnd"/>
+      <w:r>
+        <w:rPr>
+          <w:rFonts w:ascii="Times New Roman" w:hAnsi="Times New Roman" w:cs="Times New Roman"/>
+          <w:sz w:val="22"/>
+          <w:szCs w:val="22"/>
+        </w:rPr>
+        <w:t xml:space="preserve"> Forest (51.86%) → LSTM (54.09%) valide l'apport progressif de la complexité algorithmique. </w:t>
+      </w:r>
+    </w:p>
+    <w:p>
+      <w:pPr>
+        <w:spacing w:line="360" w:lineRule="auto"/>
+        <w:jc w:val="both"/>
+        <w:rPr>
+          <w:rFonts w:ascii="Times New Roman" w:hAnsi="Times New Roman" w:cs="Times New Roman"/>
+          <w:sz w:val="22"/>
+          <w:szCs w:val="22"/>
+        </w:rPr>
+      </w:pPr>
+      <w:r>
+        <w:rPr>
+          <w:rFonts w:ascii="Times New Roman" w:hAnsi="Times New Roman" w:cs="Times New Roman"/>
+          <w:sz w:val="22"/>
+          <w:szCs w:val="22"/>
+        </w:rPr>
+        <w:t>Deuxièmement, le LSTM est le seul modèle capable de capter les dépendances temporelles séquentielles</w:t>
+      </w:r>
+      <w:r>
+        <w:rPr>
+          <w:rFonts w:ascii="Times New Roman" w:hAnsi="Times New Roman" w:cs="Times New Roman"/>
+          <w:sz w:val="22"/>
+          <w:szCs w:val="22"/>
+        </w:rPr>
+        <w:t>,</w:t>
+      </w:r>
+      <w:r>
+        <w:rPr>
+          <w:rFonts w:ascii="Times New Roman" w:hAnsi="Times New Roman" w:cs="Times New Roman"/>
+          <w:sz w:val="22"/>
+          <w:szCs w:val="22"/>
+        </w:rPr>
+        <w:t xml:space="preserve"> c'est précisément ce que confirme l'analyse de sensibilité sur les </w:t>
+      </w:r>
+      <w:proofErr w:type="spellStart"/>
+      <w:r>
+        <w:rPr>
+          <w:rFonts w:ascii="Times New Roman" w:hAnsi="Times New Roman" w:cs="Times New Roman"/>
+          <w:sz w:val="22"/>
+          <w:szCs w:val="22"/>
+        </w:rPr>
+        <w:t>features</w:t>
+      </w:r>
+      <w:proofErr w:type="spellEnd"/>
+      <w:r>
+        <w:rPr>
+          <w:rFonts w:ascii="Times New Roman" w:hAnsi="Times New Roman" w:cs="Times New Roman"/>
+          <w:sz w:val="22"/>
+          <w:szCs w:val="22"/>
+        </w:rPr>
+        <w:t xml:space="preserve">. Troisièmement, la stratégie de trading génère un rendement positif de +7.34% avec des coûts de transaction </w:t>
+      </w:r>
+      <w:r>
+        <w:rPr>
+          <w:rFonts w:ascii="Times New Roman" w:hAnsi="Times New Roman" w:cs="Times New Roman"/>
+          <w:sz w:val="22"/>
+          <w:szCs w:val="22"/>
+        </w:rPr>
+        <w:t>faible</w:t>
+      </w:r>
+      <w:r>
+        <w:rPr>
+          <w:rFonts w:ascii="Times New Roman" w:hAnsi="Times New Roman" w:cs="Times New Roman"/>
+          <w:sz w:val="22"/>
+          <w:szCs w:val="22"/>
+        </w:rPr>
+        <w:t>s</w:t>
+      </w:r>
+      <w:r>
+        <w:rPr>
+          <w:rFonts w:ascii="Times New Roman" w:hAnsi="Times New Roman" w:cs="Times New Roman"/>
+          <w:sz w:val="22"/>
+          <w:szCs w:val="22"/>
+        </w:rPr>
+        <w:t>.</w:t>
+      </w:r>
+      <w:r>
+        <w:rPr>
+          <w:rFonts w:ascii="Times New Roman" w:hAnsi="Times New Roman" w:cs="Times New Roman"/>
+          <w:sz w:val="22"/>
+          <w:szCs w:val="22"/>
+        </w:rPr>
+        <w:t xml:space="preserve"> Un montant de 0.02 à 0.05% serait plus représentatif des frais institutionnels (prime </w:t>
+      </w:r>
+      <w:proofErr w:type="spellStart"/>
+      <w:r>
+        <w:rPr>
+          <w:rFonts w:ascii="Times New Roman" w:hAnsi="Times New Roman" w:cs="Times New Roman"/>
+          <w:sz w:val="22"/>
+          <w:szCs w:val="22"/>
+        </w:rPr>
+        <w:t>brokerage</w:t>
+      </w:r>
+      <w:proofErr w:type="spellEnd"/>
+      <w:r>
+        <w:rPr>
+          <w:rFonts w:ascii="Times New Roman" w:hAnsi="Times New Roman" w:cs="Times New Roman"/>
+          <w:sz w:val="22"/>
+          <w:szCs w:val="22"/>
+        </w:rPr>
+        <w:t xml:space="preserve">, exécution algorithmique, </w:t>
+      </w:r>
+      <w:proofErr w:type="spellStart"/>
+      <w:r>
+        <w:rPr>
+          <w:rFonts w:ascii="Times New Roman" w:hAnsi="Times New Roman" w:cs="Times New Roman"/>
+          <w:sz w:val="22"/>
+          <w:szCs w:val="22"/>
+        </w:rPr>
+        <w:t>retail</w:t>
+      </w:r>
+      <w:proofErr w:type="spellEnd"/>
+      <w:r>
+        <w:rPr>
+          <w:rFonts w:ascii="Times New Roman" w:hAnsi="Times New Roman" w:cs="Times New Roman"/>
+          <w:sz w:val="22"/>
+          <w:szCs w:val="22"/>
+        </w:rPr>
+        <w:t xml:space="preserve"> broker)</w:t>
+      </w:r>
+    </w:p>
+    <w:p>
+      <w:pPr>
+        <w:spacing w:line="360" w:lineRule="auto"/>
+        <w:jc w:val="both"/>
+        <w:rPr>
+          <w:rFonts w:ascii="Times New Roman" w:hAnsi="Times New Roman" w:cs="Times New Roman"/>
+          <w:sz w:val="22"/>
+          <w:szCs w:val="22"/>
+        </w:rPr>
+      </w:pPr>
+      <w:r>
+        <w:rPr>
+          <w:rFonts w:ascii="Times New Roman" w:hAnsi="Times New Roman" w:cs="Times New Roman"/>
+          <w:sz w:val="22"/>
+          <w:szCs w:val="22"/>
+        </w:rPr>
+        <w:t>La principale limite reste le volume de données : 60 jours de bougies 5 minutes sont insuffisants pour entraîner un LSTM robuste. L'accès à plusieurs mois de données haute fréquence</w:t>
+      </w:r>
+      <w:r>
+        <w:rPr>
+          <w:rFonts w:ascii="Times New Roman" w:hAnsi="Times New Roman" w:cs="Times New Roman"/>
+          <w:sz w:val="22"/>
+          <w:szCs w:val="22"/>
+        </w:rPr>
+        <w:t>,</w:t>
+      </w:r>
+      <w:r>
+        <w:rPr>
+          <w:rFonts w:ascii="Times New Roman" w:hAnsi="Times New Roman" w:cs="Times New Roman"/>
+          <w:sz w:val="22"/>
+          <w:szCs w:val="22"/>
+        </w:rPr>
+        <w:t xml:space="preserve"> comme les fichiers BEDOFIH Euronext initialement prévus sur LVMH</w:t>
+      </w:r>
+      <w:r>
+        <w:rPr>
+          <w:rFonts w:ascii="Times New Roman" w:hAnsi="Times New Roman" w:cs="Times New Roman"/>
+          <w:sz w:val="22"/>
+          <w:szCs w:val="22"/>
+        </w:rPr>
+        <w:t>,</w:t>
+      </w:r>
+      <w:r>
+        <w:rPr>
+          <w:rFonts w:ascii="Times New Roman" w:hAnsi="Times New Roman" w:cs="Times New Roman"/>
+          <w:sz w:val="22"/>
+          <w:szCs w:val="22"/>
+        </w:rPr>
+        <w:t xml:space="preserve"> permettrait d'améliorer significativement les performances</w:t>
+      </w:r>
+      <w:r>
+        <w:rPr>
+          <w:rFonts w:ascii="Times New Roman" w:hAnsi="Times New Roman" w:cs="Times New Roman"/>
+          <w:i/>
+          <w:iCs/>
+          <w:sz w:val="22"/>
+          <w:szCs w:val="22"/>
+        </w:rPr>
+        <w:t>.</w:t>
+      </w:r>
+    </w:p>
+    <w:p>
+      <w:pPr>
+        <w:pStyle w:val="Titre1"/>
+        <w:spacing w:line="360" w:lineRule="auto"/>
+        <w:rPr>
+          <w:rFonts w:ascii="Times New Roman" w:hAnsi="Times New Roman" w:cs="Times New Roman"/>
+          <w:b/>
+          <w:bCs/>
+          <w:color w:val="auto"/>
+          <w:sz w:val="28"/>
+          <w:szCs w:val="28"/>
+        </w:rPr>
+      </w:pPr>
+      <w:r>
+        <w:rPr>
+          <w:rFonts w:ascii="Times New Roman" w:hAnsi="Times New Roman" w:cs="Times New Roman"/>
+          <w:b/>
+          <w:bCs/>
+          <w:color w:val="auto"/>
+          <w:sz w:val="28"/>
+          <w:szCs w:val="28"/>
+        </w:rPr>
+        <w:t>10</w:t>
+      </w:r>
+      <w:r>
+        <w:rPr>
+          <w:rFonts w:ascii="Times New Roman" w:hAnsi="Times New Roman" w:cs="Times New Roman"/>
+          <w:b/>
+          <w:bCs/>
+          <w:color w:val="auto"/>
+          <w:sz w:val="28"/>
+          <w:szCs w:val="28"/>
+        </w:rPr>
+        <w:t>. Bibliographie</w:t>
+      </w:r>
+    </w:p>
+    <w:p>
+      <w:pPr>
+        <w:spacing w:line="360" w:lineRule="auto"/>
         <w:ind w:left="708"/>
         <w:jc w:val="both"/>
         <w:rPr>
@@ -8489,6 +9373,7 @@
     </w:p>
     <w:p>
       <w:pPr>
+        <w:spacing w:line="360" w:lineRule="auto"/>
         <w:ind w:left="1416"/>
         <w:rPr>
           <w:rFonts w:ascii="Times New Roman" w:hAnsi="Times New Roman" w:cs="Times New Roman"/>
@@ -8533,6 +9418,7 @@
     </w:p>
     <w:p>
       <w:pPr>
+        <w:spacing w:line="360" w:lineRule="auto"/>
         <w:ind w:left="1416"/>
         <w:jc w:val="both"/>
         <w:rPr>
@@ -8590,6 +9476,7 @@
     </w:p>
     <w:p>
       <w:pPr>
+        <w:spacing w:line="360" w:lineRule="auto"/>
         <w:ind w:left="1416"/>
         <w:jc w:val="both"/>
         <w:rPr>
@@ -8639,6 +9526,7 @@
     </w:p>
     <w:p>
       <w:pPr>
+        <w:spacing w:line="360" w:lineRule="auto"/>
         <w:ind w:left="1416"/>
         <w:jc w:val="both"/>
         <w:rPr>
@@ -8688,6 +9576,7 @@
     </w:p>
     <w:p>
       <w:pPr>
+        <w:spacing w:line="360" w:lineRule="auto"/>
         <w:ind w:left="1416"/>
         <w:jc w:val="both"/>
         <w:rPr>
@@ -8737,6 +9626,7 @@
     </w:p>
     <w:p>
       <w:pPr>
+        <w:spacing w:line="360" w:lineRule="auto"/>
         <w:ind w:left="1416"/>
         <w:jc w:val="both"/>
         <w:rPr>
@@ -8748,6 +9638,7 @@
     </w:p>
     <w:p>
       <w:pPr>
+        <w:spacing w:line="360" w:lineRule="auto"/>
         <w:ind w:firstLine="708"/>
         <w:jc w:val="both"/>
         <w:rPr>
@@ -8767,6 +9658,7 @@
     </w:p>
     <w:p>
       <w:pPr>
+        <w:spacing w:line="360" w:lineRule="auto"/>
         <w:ind w:firstLine="708"/>
         <w:jc w:val="both"/>
         <w:rPr>
@@ -8822,7 +9714,7 @@
     </w:p>
     <w:p>
       <w:pPr>
-        <w:ind w:left="708"/>
+        <w:spacing w:line="360" w:lineRule="auto"/>
         <w:jc w:val="both"/>
         <w:rPr>
           <w:rFonts w:ascii="Times New Roman" w:hAnsi="Times New Roman" w:cs="Times New Roman"/>
@@ -8836,7 +9728,7 @@
       <w:footerReference w:type="default" r:id="rId21"/>
       <w:headerReference w:type="first" r:id="rId22"/>
       <w:pgSz w:w="11906" w:h="16838"/>
-      <w:pgMar w:top="1417" w:right="1417" w:bottom="1417" w:left="1417" w:header="708" w:footer="708" w:gutter="0"/>
+      <w:pgMar w:top="1701" w:right="1588" w:bottom="1701" w:left="1588" w:header="709" w:footer="709" w:gutter="0"/>
       <w:cols w:space="708"/>
       <w:docGrid w:linePitch="360"/>
     </w:sectPr>
@@ -8953,15 +9845,7 @@
         <w:sz w:val="20"/>
         <w:szCs w:val="20"/>
       </w:rPr>
-      <w:t>GFN 260 – Machine Learning en Assurance</w:t>
-    </w:r>
-    <w:r>
-      <w:rPr>
-        <w:rFonts w:ascii="Times New Roman" w:hAnsi="Times New Roman" w:cs="Times New Roman"/>
-        <w:sz w:val="20"/>
-        <w:szCs w:val="20"/>
-      </w:rPr>
-      <w:t xml:space="preserve"> et Finance</w:t>
+      <w:t>GFN 260 – Machine Learning en Assurance et Finance</w:t>
     </w:r>
     <w:r>
       <w:rPr>
@@ -9006,7 +9890,7 @@
         <w:szCs w:val="20"/>
       </w:rPr>
       <w:pict w14:anchorId="166502D1">
-        <v:rect id="_x0000_i1031" style="width:0;height:1.5pt" o:hralign="center" o:hrstd="t" o:hr="t" fillcolor="#a0a0a0" stroked="f"/>
+        <v:rect id="_x0000_i1025" style="width:0;height:1.5pt" o:hralign="center" o:hrstd="t" o:hr="t" fillcolor="#a0a0a0" stroked="f"/>
       </w:pict>
     </w:r>
   </w:p>
@@ -9035,15 +9919,7 @@
         <w:sz w:val="20"/>
         <w:szCs w:val="20"/>
       </w:rPr>
-      <w:t>GFN 260 – Machine Learning en Assurance</w:t>
-    </w:r>
-    <w:r>
-      <w:rPr>
-        <w:rFonts w:ascii="Times New Roman" w:hAnsi="Times New Roman" w:cs="Times New Roman"/>
-        <w:sz w:val="20"/>
-        <w:szCs w:val="20"/>
-      </w:rPr>
-      <w:t xml:space="preserve"> et Finance</w:t>
+      <w:t>GFN 260 – Machine Learning en Assurance et Finance</w:t>
     </w:r>
     <w:r>
       <w:rPr>
@@ -9088,7 +9964,7 @@
         <w:szCs w:val="20"/>
       </w:rPr>
       <w:pict w14:anchorId="111B40D8">
-        <v:rect id="_x0000_i1027" style="width:0;height:1.5pt" o:hralign="center" o:hrstd="t" o:hr="t" fillcolor="#a0a0a0" stroked="f"/>
+        <v:rect id="_x0000_i1026" style="width:0;height:1.5pt" o:hralign="center" o:hrstd="t" o:hr="t" fillcolor="#a0a0a0" stroked="f"/>
       </w:pict>
     </w:r>
   </w:p>
@@ -9726,6 +10602,7 @@
   <w:style w:type="paragraph" w:default="1" w:styleId="Normal">
     <w:name w:val="Normal"/>
     <w:qFormat/>
+    <w:rsid w:val="00116597"/>
   </w:style>
   <w:style w:type="paragraph" w:styleId="Titre1">
     <w:name w:val="heading 1"/>
